--- a/Программирование/Лабораторные работы 2 сем ОТЧЁТЫ/ЛБ11.docx
+++ b/Программирование/Лабораторные работы 2 сем ОТЧЁТЫ/ЛБ11.docx
@@ -1,6 +1,6 @@
 
 <file path=word/document.xml><?xml version="1.0" encoding="utf-8"?>
-<w:document xmlns:wpc="http://schemas.microsoft.com/office/word/2010/wordprocessingCanvas" xmlns:cx="http://schemas.microsoft.com/office/drawing/2014/chartex" xmlns:cx1="http://schemas.microsoft.com/office/drawing/2015/9/8/chartex" xmlns:cx2="http://schemas.microsoft.com/office/drawing/2015/10/21/chartex" xmlns:cx3="http://schemas.microsoft.com/office/drawing/2016/5/9/chartex" xmlns:cx4="http://schemas.microsoft.com/office/drawing/2016/5/10/chartex" xmlns:cx5="http://schemas.microsoft.com/office/drawing/2016/5/11/chartex" xmlns:cx6="http://schemas.microsoft.com/office/drawing/2016/5/12/chartex" xmlns:cx7="http://schemas.microsoft.com/office/drawing/2016/5/13/chartex" xmlns:cx8="http://schemas.microsoft.com/office/drawing/2016/5/14/chartex" xmlns:mc="http://schemas.openxmlformats.org/markup-compatibility/2006" xmlns:aink="http://schemas.microsoft.com/office/drawing/2016/ink" xmlns:am3d="http://schemas.microsoft.com/office/drawing/2017/model3d" xmlns:o="urn:schemas-microsoft-com:office:office" xmlns:r="http://schemas.openxmlformats.org/officeDocument/2006/relationships" xmlns:m="http://schemas.openxmlformats.org/officeDocument/2006/math" xmlns:v="urn:schemas-microsoft-com:vml" xmlns:wp14="http://schemas.microsoft.com/office/word/2010/wordprocessingDrawing" xmlns:wp="http://schemas.openxmlformats.org/drawingml/2006/wordprocessingDrawing" xmlns:w10="urn:schemas-microsoft-com:office:word" xmlns:w="http://schemas.openxmlformats.org/wordprocessingml/2006/main" xmlns:w14="http://schemas.microsoft.com/office/word/2010/wordml" xmlns:w15="http://schemas.microsoft.com/office/word/2012/wordml" xmlns:w16cex="http://schemas.microsoft.com/office/word/2018/wordml/cex" xmlns:w16cid="http://schemas.microsoft.com/office/word/2016/wordml/cid" xmlns:w16="http://schemas.microsoft.com/office/word/2018/wordml" xmlns:w16sdtdh="http://schemas.microsoft.com/office/word/2020/wordml/sdtdatahash" xmlns:w16se="http://schemas.microsoft.com/office/word/2015/wordml/symex" xmlns:wpg="http://schemas.microsoft.com/office/word/2010/wordprocessingGroup" xmlns:wpi="http://schemas.microsoft.com/office/word/2010/wordprocessingInk" xmlns:wne="http://schemas.microsoft.com/office/word/2006/wordml" xmlns:wps="http://schemas.microsoft.com/office/word/2010/wordprocessingShape" mc:Ignorable="w14 w15 w16se w16cid w16 w16cex w16sdtdh wp14">
+<w:document xmlns:wpc="http://schemas.microsoft.com/office/word/2010/wordprocessingCanvas" xmlns:cx="http://schemas.microsoft.com/office/drawing/2014/chartex" xmlns:cx1="http://schemas.microsoft.com/office/drawing/2015/9/8/chartex" xmlns:cx2="http://schemas.microsoft.com/office/drawing/2015/10/21/chartex" xmlns:cx3="http://schemas.microsoft.com/office/drawing/2016/5/9/chartex" xmlns:cx4="http://schemas.microsoft.com/office/drawing/2016/5/10/chartex" xmlns:cx5="http://schemas.microsoft.com/office/drawing/2016/5/11/chartex" xmlns:cx6="http://schemas.microsoft.com/office/drawing/2016/5/12/chartex" xmlns:cx7="http://schemas.microsoft.com/office/drawing/2016/5/13/chartex" xmlns:cx8="http://schemas.microsoft.com/office/drawing/2016/5/14/chartex" xmlns:mc="http://schemas.openxmlformats.org/markup-compatibility/2006" xmlns:aink="http://schemas.microsoft.com/office/drawing/2016/ink" xmlns:am3d="http://schemas.microsoft.com/office/drawing/2017/model3d" xmlns:o="urn:schemas-microsoft-com:office:office" xmlns:oel="http://schemas.microsoft.com/office/2019/extlst" xmlns:r="http://schemas.openxmlformats.org/officeDocument/2006/relationships" xmlns:m="http://schemas.openxmlformats.org/officeDocument/2006/math" xmlns:v="urn:schemas-microsoft-com:vml" xmlns:wp14="http://schemas.microsoft.com/office/word/2010/wordprocessingDrawing" xmlns:wp="http://schemas.openxmlformats.org/drawingml/2006/wordprocessingDrawing" xmlns:w10="urn:schemas-microsoft-com:office:word" xmlns:w="http://schemas.openxmlformats.org/wordprocessingml/2006/main" xmlns:w14="http://schemas.microsoft.com/office/word/2010/wordml" xmlns:w15="http://schemas.microsoft.com/office/word/2012/wordml" xmlns:w16cex="http://schemas.microsoft.com/office/word/2018/wordml/cex" xmlns:w16cid="http://schemas.microsoft.com/office/word/2016/wordml/cid" xmlns:w16="http://schemas.microsoft.com/office/word/2018/wordml" xmlns:w16sdtdh="http://schemas.microsoft.com/office/word/2020/wordml/sdtdatahash" xmlns:w16se="http://schemas.microsoft.com/office/word/2015/wordml/symex" xmlns:wpg="http://schemas.microsoft.com/office/word/2010/wordprocessingGroup" xmlns:wpi="http://schemas.microsoft.com/office/word/2010/wordprocessingInk" xmlns:wne="http://schemas.microsoft.com/office/word/2006/wordml" xmlns:wps="http://schemas.microsoft.com/office/word/2010/wordprocessingShape" mc:Ignorable="w14 w15 w16se w16cid w16 w16cex w16sdtdh wp14">
   <w:body>
     <w:p>
       <w:pPr>
@@ -602,10 +602,10 @@
           <w:szCs w:val="28"/>
         </w:rPr>
         <w:drawing>
-          <wp:inline distT="0" distB="0" distL="0" distR="0" wp14:anchorId="4F7288E2" wp14:editId="63697EA0">
-            <wp:extent cx="5934075" cy="4962525"/>
+          <wp:inline distT="0" distB="0" distL="0" distR="0" wp14:anchorId="2DACAD21" wp14:editId="1CE287F4">
+            <wp:extent cx="5939155" cy="4958080"/>
             <wp:effectExtent l="0" t="0" r="0" b="0"/>
-            <wp:docPr id="1" name="Рисунок 1"/>
+            <wp:docPr id="5" name="Рисунок 5"/>
             <wp:cNvGraphicFramePr>
               <a:graphicFrameLocks xmlns:a="http://schemas.openxmlformats.org/drawingml/2006/main" noChangeAspect="1"/>
             </wp:cNvGraphicFramePr>
@@ -634,7 +634,7 @@
                   <pic:spPr bwMode="auto">
                     <a:xfrm>
                       <a:off x="0" y="0"/>
-                      <a:ext cx="5934075" cy="4962525"/>
+                      <a:ext cx="5939155" cy="4958080"/>
                     </a:xfrm>
                     <a:prstGeom prst="rect">
                       <a:avLst/>
@@ -970,8 +970,34 @@
           <w:highlight w:val="white"/>
           <w:lang w:val="en-US"/>
         </w:rPr>
-        <w:t xml:space="preserve"> calculateSum(</w:t>
-      </w:r>
+        <w:t xml:space="preserve"> </w:t>
+      </w:r>
+      <w:proofErr w:type="spellStart"/>
+      <w:proofErr w:type="gramStart"/>
+      <w:r>
+        <w:rPr>
+          <w:rFonts w:ascii="Cascadia Mono" w:hAnsi="Cascadia Mono" w:cs="Cascadia Mono"/>
+          <w:color w:val="000000"/>
+          <w:sz w:val="24"/>
+          <w:szCs w:val="24"/>
+          <w:highlight w:val="white"/>
+          <w:lang w:val="en-US"/>
+        </w:rPr>
+        <w:t>calculateSum</w:t>
+      </w:r>
+      <w:proofErr w:type="spellEnd"/>
+      <w:r>
+        <w:rPr>
+          <w:rFonts w:ascii="Cascadia Mono" w:hAnsi="Cascadia Mono" w:cs="Cascadia Mono"/>
+          <w:color w:val="000000"/>
+          <w:sz w:val="24"/>
+          <w:szCs w:val="24"/>
+          <w:highlight w:val="white"/>
+          <w:lang w:val="en-US"/>
+        </w:rPr>
+        <w:t>(</w:t>
+      </w:r>
+      <w:proofErr w:type="gramEnd"/>
       <w:r>
         <w:rPr>
           <w:rFonts w:ascii="Cascadia Mono" w:hAnsi="Cascadia Mono" w:cs="Cascadia Mono"/>
@@ -1156,7 +1182,31 @@
           <w:highlight w:val="white"/>
           <w:lang w:val="en-US"/>
         </w:rPr>
-        <w:t xml:space="preserve"> c : </w:t>
+        <w:t xml:space="preserve"> </w:t>
+      </w:r>
+      <w:proofErr w:type="gramStart"/>
+      <w:r>
+        <w:rPr>
+          <w:rFonts w:ascii="Cascadia Mono" w:hAnsi="Cascadia Mono" w:cs="Cascadia Mono"/>
+          <w:color w:val="000000"/>
+          <w:sz w:val="24"/>
+          <w:szCs w:val="24"/>
+          <w:highlight w:val="white"/>
+          <w:lang w:val="en-US"/>
+        </w:rPr>
+        <w:t>c :</w:t>
+      </w:r>
+      <w:proofErr w:type="gramEnd"/>
+      <w:r>
+        <w:rPr>
+          <w:rFonts w:ascii="Cascadia Mono" w:hAnsi="Cascadia Mono" w:cs="Cascadia Mono"/>
+          <w:color w:val="000000"/>
+          <w:sz w:val="24"/>
+          <w:szCs w:val="24"/>
+          <w:highlight w:val="white"/>
+          <w:lang w:val="en-US"/>
+        </w:rPr>
+        <w:t xml:space="preserve"> </w:t>
       </w:r>
       <w:r>
         <w:rPr>
@@ -1207,6 +1257,7 @@
         </w:rPr>
         <w:t xml:space="preserve">        sum += </w:t>
       </w:r>
+      <w:proofErr w:type="spellStart"/>
       <w:r>
         <w:rPr>
           <w:rFonts w:ascii="Cascadia Mono" w:hAnsi="Cascadia Mono" w:cs="Cascadia Mono"/>
@@ -1218,6 +1269,7 @@
         </w:rPr>
         <w:t>static_cast</w:t>
       </w:r>
+      <w:proofErr w:type="spellEnd"/>
       <w:r>
         <w:rPr>
           <w:rFonts w:ascii="Cascadia Mono" w:hAnsi="Cascadia Mono" w:cs="Cascadia Mono"/>
@@ -1433,8 +1485,34 @@
           <w:highlight w:val="white"/>
           <w:lang w:val="en-US"/>
         </w:rPr>
-        <w:t xml:space="preserve">    setlocale(</w:t>
-      </w:r>
+        <w:t xml:space="preserve">    </w:t>
+      </w:r>
+      <w:proofErr w:type="spellStart"/>
+      <w:proofErr w:type="gramStart"/>
+      <w:r>
+        <w:rPr>
+          <w:rFonts w:ascii="Cascadia Mono" w:hAnsi="Cascadia Mono" w:cs="Cascadia Mono"/>
+          <w:color w:val="000000"/>
+          <w:sz w:val="24"/>
+          <w:szCs w:val="24"/>
+          <w:highlight w:val="white"/>
+          <w:lang w:val="en-US"/>
+        </w:rPr>
+        <w:t>setlocale</w:t>
+      </w:r>
+      <w:proofErr w:type="spellEnd"/>
+      <w:r>
+        <w:rPr>
+          <w:rFonts w:ascii="Cascadia Mono" w:hAnsi="Cascadia Mono" w:cs="Cascadia Mono"/>
+          <w:color w:val="000000"/>
+          <w:sz w:val="24"/>
+          <w:szCs w:val="24"/>
+          <w:highlight w:val="white"/>
+          <w:lang w:val="en-US"/>
+        </w:rPr>
+        <w:t>(</w:t>
+      </w:r>
+      <w:proofErr w:type="gramEnd"/>
       <w:r>
         <w:rPr>
           <w:rFonts w:ascii="Cascadia Mono" w:hAnsi="Cascadia Mono" w:cs="Cascadia Mono"/>
@@ -1466,7 +1544,31 @@
           <w:highlight w:val="white"/>
           <w:lang w:val="en-US"/>
         </w:rPr>
-        <w:t>"ru_RU"</w:t>
+        <w:t>"</w:t>
+      </w:r>
+      <w:proofErr w:type="spellStart"/>
+      <w:r>
+        <w:rPr>
+          <w:rFonts w:ascii="Cascadia Mono" w:hAnsi="Cascadia Mono" w:cs="Cascadia Mono"/>
+          <w:color w:val="A31515"/>
+          <w:sz w:val="24"/>
+          <w:szCs w:val="24"/>
+          <w:highlight w:val="white"/>
+          <w:lang w:val="en-US"/>
+        </w:rPr>
+        <w:t>ru_RU</w:t>
+      </w:r>
+      <w:proofErr w:type="spellEnd"/>
+      <w:r>
+        <w:rPr>
+          <w:rFonts w:ascii="Cascadia Mono" w:hAnsi="Cascadia Mono" w:cs="Cascadia Mono"/>
+          <w:color w:val="A31515"/>
+          <w:sz w:val="24"/>
+          <w:szCs w:val="24"/>
+          <w:highlight w:val="white"/>
+          <w:lang w:val="en-US"/>
+        </w:rPr>
+        <w:t>"</w:t>
       </w:r>
       <w:r>
         <w:rPr>
@@ -1700,7 +1802,31 @@
           <w:highlight w:val="white"/>
           <w:lang w:val="en-US"/>
         </w:rPr>
-        <w:t xml:space="preserve"> sum1 = calculateSum(word1);</w:t>
+        <w:t xml:space="preserve"> sum1 = </w:t>
+      </w:r>
+      <w:proofErr w:type="spellStart"/>
+      <w:r>
+        <w:rPr>
+          <w:rFonts w:ascii="Cascadia Mono" w:hAnsi="Cascadia Mono" w:cs="Cascadia Mono"/>
+          <w:color w:val="000000"/>
+          <w:sz w:val="24"/>
+          <w:szCs w:val="24"/>
+          <w:highlight w:val="white"/>
+          <w:lang w:val="en-US"/>
+        </w:rPr>
+        <w:t>calculateSum</w:t>
+      </w:r>
+      <w:proofErr w:type="spellEnd"/>
+      <w:r>
+        <w:rPr>
+          <w:rFonts w:ascii="Cascadia Mono" w:hAnsi="Cascadia Mono" w:cs="Cascadia Mono"/>
+          <w:color w:val="000000"/>
+          <w:sz w:val="24"/>
+          <w:szCs w:val="24"/>
+          <w:highlight w:val="white"/>
+          <w:lang w:val="en-US"/>
+        </w:rPr>
+        <w:t>(word1);</w:t>
       </w:r>
     </w:p>
     <w:p>
@@ -1749,50 +1875,98 @@
           <w:highlight w:val="white"/>
           <w:lang w:val="en-US"/>
         </w:rPr>
-        <w:t xml:space="preserve"> sum2 = calculateSum(word2);</w:t>
-      </w:r>
-    </w:p>
-    <w:p>
-      <w:pPr>
-        <w:autoSpaceDE w:val="0"/>
-        <w:autoSpaceDN w:val="0"/>
-        <w:adjustRightInd w:val="0"/>
-        <w:spacing w:after="0" w:line="240" w:lineRule="auto"/>
-        <w:rPr>
-          <w:rFonts w:ascii="Cascadia Mono" w:hAnsi="Cascadia Mono" w:cs="Cascadia Mono"/>
-          <w:color w:val="000000"/>
-          <w:sz w:val="24"/>
-          <w:szCs w:val="24"/>
-          <w:highlight w:val="white"/>
-          <w:lang w:val="en-US"/>
-        </w:rPr>
-      </w:pPr>
-    </w:p>
-    <w:p>
-      <w:pPr>
-        <w:autoSpaceDE w:val="0"/>
-        <w:autoSpaceDN w:val="0"/>
-        <w:adjustRightInd w:val="0"/>
-        <w:spacing w:after="0" w:line="240" w:lineRule="auto"/>
-        <w:rPr>
-          <w:rFonts w:ascii="Cascadia Mono" w:hAnsi="Cascadia Mono" w:cs="Cascadia Mono"/>
-          <w:color w:val="000000"/>
-          <w:sz w:val="24"/>
-          <w:szCs w:val="24"/>
-          <w:highlight w:val="white"/>
-          <w:lang w:val="en-US"/>
-        </w:rPr>
-      </w:pPr>
-      <w:r>
-        <w:rPr>
-          <w:rFonts w:ascii="Cascadia Mono" w:hAnsi="Cascadia Mono" w:cs="Cascadia Mono"/>
-          <w:color w:val="000000"/>
-          <w:sz w:val="24"/>
-          <w:szCs w:val="24"/>
-          <w:highlight w:val="white"/>
-          <w:lang w:val="en-US"/>
-        </w:rPr>
-        <w:t xml:space="preserve">    cout </w:t>
+        <w:t xml:space="preserve"> sum2 = </w:t>
+      </w:r>
+      <w:proofErr w:type="spellStart"/>
+      <w:r>
+        <w:rPr>
+          <w:rFonts w:ascii="Cascadia Mono" w:hAnsi="Cascadia Mono" w:cs="Cascadia Mono"/>
+          <w:color w:val="000000"/>
+          <w:sz w:val="24"/>
+          <w:szCs w:val="24"/>
+          <w:highlight w:val="white"/>
+          <w:lang w:val="en-US"/>
+        </w:rPr>
+        <w:t>calculateSum</w:t>
+      </w:r>
+      <w:proofErr w:type="spellEnd"/>
+      <w:r>
+        <w:rPr>
+          <w:rFonts w:ascii="Cascadia Mono" w:hAnsi="Cascadia Mono" w:cs="Cascadia Mono"/>
+          <w:color w:val="000000"/>
+          <w:sz w:val="24"/>
+          <w:szCs w:val="24"/>
+          <w:highlight w:val="white"/>
+          <w:lang w:val="en-US"/>
+        </w:rPr>
+        <w:t>(word2);</w:t>
+      </w:r>
+    </w:p>
+    <w:p>
+      <w:pPr>
+        <w:autoSpaceDE w:val="0"/>
+        <w:autoSpaceDN w:val="0"/>
+        <w:adjustRightInd w:val="0"/>
+        <w:spacing w:after="0" w:line="240" w:lineRule="auto"/>
+        <w:rPr>
+          <w:rFonts w:ascii="Cascadia Mono" w:hAnsi="Cascadia Mono" w:cs="Cascadia Mono"/>
+          <w:color w:val="000000"/>
+          <w:sz w:val="24"/>
+          <w:szCs w:val="24"/>
+          <w:highlight w:val="white"/>
+          <w:lang w:val="en-US"/>
+        </w:rPr>
+      </w:pPr>
+    </w:p>
+    <w:p>
+      <w:pPr>
+        <w:autoSpaceDE w:val="0"/>
+        <w:autoSpaceDN w:val="0"/>
+        <w:adjustRightInd w:val="0"/>
+        <w:spacing w:after="0" w:line="240" w:lineRule="auto"/>
+        <w:rPr>
+          <w:rFonts w:ascii="Cascadia Mono" w:hAnsi="Cascadia Mono" w:cs="Cascadia Mono"/>
+          <w:color w:val="000000"/>
+          <w:sz w:val="24"/>
+          <w:szCs w:val="24"/>
+          <w:highlight w:val="white"/>
+          <w:lang w:val="en-US"/>
+        </w:rPr>
+      </w:pPr>
+      <w:r>
+        <w:rPr>
+          <w:rFonts w:ascii="Cascadia Mono" w:hAnsi="Cascadia Mono" w:cs="Cascadia Mono"/>
+          <w:color w:val="000000"/>
+          <w:sz w:val="24"/>
+          <w:szCs w:val="24"/>
+          <w:highlight w:val="white"/>
+          <w:lang w:val="en-US"/>
+        </w:rPr>
+        <w:t xml:space="preserve">    </w:t>
+      </w:r>
+      <w:proofErr w:type="spellStart"/>
+      <w:r>
+        <w:rPr>
+          <w:rFonts w:ascii="Cascadia Mono" w:hAnsi="Cascadia Mono" w:cs="Cascadia Mono"/>
+          <w:color w:val="000000"/>
+          <w:sz w:val="24"/>
+          <w:szCs w:val="24"/>
+          <w:highlight w:val="white"/>
+          <w:lang w:val="en-US"/>
+        </w:rPr>
+        <w:t>cout</w:t>
+      </w:r>
+      <w:proofErr w:type="spellEnd"/>
+      <w:r>
+        <w:rPr>
+          <w:rFonts w:ascii="Cascadia Mono" w:hAnsi="Cascadia Mono" w:cs="Cascadia Mono"/>
+          <w:color w:val="000000"/>
+          <w:sz w:val="24"/>
+          <w:szCs w:val="24"/>
+          <w:highlight w:val="white"/>
+          <w:lang w:val="en-US"/>
+        </w:rPr>
+        <w:t xml:space="preserve"> </w:t>
       </w:r>
       <w:r>
         <w:rPr>
@@ -1825,12 +1999,25 @@
           <w:highlight w:val="white"/>
           <w:lang w:val="en-US"/>
         </w:rPr>
-        <w:t>"Сумма кодов букв слова "</w:t>
-      </w:r>
-      <w:r>
-        <w:rPr>
-          <w:rFonts w:ascii="Cascadia Mono" w:hAnsi="Cascadia Mono" w:cs="Cascadia Mono"/>
-          <w:color w:val="000000"/>
+        <w:t>"</w:t>
+      </w:r>
+      <w:proofErr w:type="spellStart"/>
+      <w:r>
+        <w:rPr>
+          <w:rFonts w:ascii="Cascadia Mono" w:hAnsi="Cascadia Mono" w:cs="Cascadia Mono"/>
+          <w:color w:val="A31515"/>
+          <w:sz w:val="24"/>
+          <w:szCs w:val="24"/>
+          <w:highlight w:val="white"/>
+          <w:lang w:val="en-US"/>
+        </w:rPr>
+        <w:t>Сумма</w:t>
+      </w:r>
+      <w:proofErr w:type="spellEnd"/>
+      <w:r>
+        <w:rPr>
+          <w:rFonts w:ascii="Cascadia Mono" w:hAnsi="Cascadia Mono" w:cs="Cascadia Mono"/>
+          <w:color w:val="A31515"/>
           <w:sz w:val="24"/>
           <w:szCs w:val="24"/>
           <w:highlight w:val="white"/>
@@ -1838,6 +2025,89 @@
         </w:rPr>
         <w:t xml:space="preserve"> </w:t>
       </w:r>
+      <w:proofErr w:type="spellStart"/>
+      <w:r>
+        <w:rPr>
+          <w:rFonts w:ascii="Cascadia Mono" w:hAnsi="Cascadia Mono" w:cs="Cascadia Mono"/>
+          <w:color w:val="A31515"/>
+          <w:sz w:val="24"/>
+          <w:szCs w:val="24"/>
+          <w:highlight w:val="white"/>
+          <w:lang w:val="en-US"/>
+        </w:rPr>
+        <w:t>кодов</w:t>
+      </w:r>
+      <w:proofErr w:type="spellEnd"/>
+      <w:r>
+        <w:rPr>
+          <w:rFonts w:ascii="Cascadia Mono" w:hAnsi="Cascadia Mono" w:cs="Cascadia Mono"/>
+          <w:color w:val="A31515"/>
+          <w:sz w:val="24"/>
+          <w:szCs w:val="24"/>
+          <w:highlight w:val="white"/>
+          <w:lang w:val="en-US"/>
+        </w:rPr>
+        <w:t xml:space="preserve"> </w:t>
+      </w:r>
+      <w:proofErr w:type="spellStart"/>
+      <w:r>
+        <w:rPr>
+          <w:rFonts w:ascii="Cascadia Mono" w:hAnsi="Cascadia Mono" w:cs="Cascadia Mono"/>
+          <w:color w:val="A31515"/>
+          <w:sz w:val="24"/>
+          <w:szCs w:val="24"/>
+          <w:highlight w:val="white"/>
+          <w:lang w:val="en-US"/>
+        </w:rPr>
+        <w:t>букв</w:t>
+      </w:r>
+      <w:proofErr w:type="spellEnd"/>
+      <w:r>
+        <w:rPr>
+          <w:rFonts w:ascii="Cascadia Mono" w:hAnsi="Cascadia Mono" w:cs="Cascadia Mono"/>
+          <w:color w:val="A31515"/>
+          <w:sz w:val="24"/>
+          <w:szCs w:val="24"/>
+          <w:highlight w:val="white"/>
+          <w:lang w:val="en-US"/>
+        </w:rPr>
+        <w:t xml:space="preserve"> </w:t>
+      </w:r>
+      <w:proofErr w:type="spellStart"/>
+      <w:r>
+        <w:rPr>
+          <w:rFonts w:ascii="Cascadia Mono" w:hAnsi="Cascadia Mono" w:cs="Cascadia Mono"/>
+          <w:color w:val="A31515"/>
+          <w:sz w:val="24"/>
+          <w:szCs w:val="24"/>
+          <w:highlight w:val="white"/>
+          <w:lang w:val="en-US"/>
+        </w:rPr>
+        <w:t>слова</w:t>
+      </w:r>
+      <w:proofErr w:type="spellEnd"/>
+      <w:r>
+        <w:rPr>
+          <w:rFonts w:ascii="Cascadia Mono" w:hAnsi="Cascadia Mono" w:cs="Cascadia Mono"/>
+          <w:color w:val="A31515"/>
+          <w:sz w:val="24"/>
+          <w:szCs w:val="24"/>
+          <w:highlight w:val="white"/>
+          <w:lang w:val="en-US"/>
+        </w:rPr>
+        <w:t xml:space="preserve"> "</w:t>
+      </w:r>
+      <w:r>
+        <w:rPr>
+          <w:rFonts w:ascii="Cascadia Mono" w:hAnsi="Cascadia Mono" w:cs="Cascadia Mono"/>
+          <w:color w:val="000000"/>
+          <w:sz w:val="24"/>
+          <w:szCs w:val="24"/>
+          <w:highlight w:val="white"/>
+          <w:lang w:val="en-US"/>
+        </w:rPr>
+        <w:t xml:space="preserve"> </w:t>
+      </w:r>
       <w:r>
         <w:rPr>
           <w:rFonts w:ascii="Cascadia Mono" w:hAnsi="Cascadia Mono" w:cs="Cascadia Mono"/>
@@ -1946,34 +2216,82 @@
           <w:highlight w:val="white"/>
           <w:lang w:val="en-US"/>
         </w:rPr>
-        <w:t xml:space="preserve"> endl;</w:t>
-      </w:r>
-    </w:p>
-    <w:p>
-      <w:pPr>
-        <w:autoSpaceDE w:val="0"/>
-        <w:autoSpaceDN w:val="0"/>
-        <w:adjustRightInd w:val="0"/>
-        <w:spacing w:after="0" w:line="240" w:lineRule="auto"/>
-        <w:rPr>
-          <w:rFonts w:ascii="Cascadia Mono" w:hAnsi="Cascadia Mono" w:cs="Cascadia Mono"/>
-          <w:color w:val="000000"/>
-          <w:sz w:val="24"/>
-          <w:szCs w:val="24"/>
-          <w:highlight w:val="white"/>
-          <w:lang w:val="en-US"/>
-        </w:rPr>
-      </w:pPr>
-      <w:r>
-        <w:rPr>
-          <w:rFonts w:ascii="Cascadia Mono" w:hAnsi="Cascadia Mono" w:cs="Cascadia Mono"/>
-          <w:color w:val="000000"/>
-          <w:sz w:val="24"/>
-          <w:szCs w:val="24"/>
-          <w:highlight w:val="white"/>
-          <w:lang w:val="en-US"/>
-        </w:rPr>
-        <w:t xml:space="preserve">    cout </w:t>
+        <w:t xml:space="preserve"> </w:t>
+      </w:r>
+      <w:proofErr w:type="spellStart"/>
+      <w:r>
+        <w:rPr>
+          <w:rFonts w:ascii="Cascadia Mono" w:hAnsi="Cascadia Mono" w:cs="Cascadia Mono"/>
+          <w:color w:val="000000"/>
+          <w:sz w:val="24"/>
+          <w:szCs w:val="24"/>
+          <w:highlight w:val="white"/>
+          <w:lang w:val="en-US"/>
+        </w:rPr>
+        <w:t>endl</w:t>
+      </w:r>
+      <w:proofErr w:type="spellEnd"/>
+      <w:r>
+        <w:rPr>
+          <w:rFonts w:ascii="Cascadia Mono" w:hAnsi="Cascadia Mono" w:cs="Cascadia Mono"/>
+          <w:color w:val="000000"/>
+          <w:sz w:val="24"/>
+          <w:szCs w:val="24"/>
+          <w:highlight w:val="white"/>
+          <w:lang w:val="en-US"/>
+        </w:rPr>
+        <w:t>;</w:t>
+      </w:r>
+    </w:p>
+    <w:p>
+      <w:pPr>
+        <w:autoSpaceDE w:val="0"/>
+        <w:autoSpaceDN w:val="0"/>
+        <w:adjustRightInd w:val="0"/>
+        <w:spacing w:after="0" w:line="240" w:lineRule="auto"/>
+        <w:rPr>
+          <w:rFonts w:ascii="Cascadia Mono" w:hAnsi="Cascadia Mono" w:cs="Cascadia Mono"/>
+          <w:color w:val="000000"/>
+          <w:sz w:val="24"/>
+          <w:szCs w:val="24"/>
+          <w:highlight w:val="white"/>
+          <w:lang w:val="en-US"/>
+        </w:rPr>
+      </w:pPr>
+      <w:r>
+        <w:rPr>
+          <w:rFonts w:ascii="Cascadia Mono" w:hAnsi="Cascadia Mono" w:cs="Cascadia Mono"/>
+          <w:color w:val="000000"/>
+          <w:sz w:val="24"/>
+          <w:szCs w:val="24"/>
+          <w:highlight w:val="white"/>
+          <w:lang w:val="en-US"/>
+        </w:rPr>
+        <w:t xml:space="preserve">    </w:t>
+      </w:r>
+      <w:proofErr w:type="spellStart"/>
+      <w:r>
+        <w:rPr>
+          <w:rFonts w:ascii="Cascadia Mono" w:hAnsi="Cascadia Mono" w:cs="Cascadia Mono"/>
+          <w:color w:val="000000"/>
+          <w:sz w:val="24"/>
+          <w:szCs w:val="24"/>
+          <w:highlight w:val="white"/>
+          <w:lang w:val="en-US"/>
+        </w:rPr>
+        <w:t>cout</w:t>
+      </w:r>
+      <w:proofErr w:type="spellEnd"/>
+      <w:r>
+        <w:rPr>
+          <w:rFonts w:ascii="Cascadia Mono" w:hAnsi="Cascadia Mono" w:cs="Cascadia Mono"/>
+          <w:color w:val="000000"/>
+          <w:sz w:val="24"/>
+          <w:szCs w:val="24"/>
+          <w:highlight w:val="white"/>
+          <w:lang w:val="en-US"/>
+        </w:rPr>
+        <w:t xml:space="preserve"> </w:t>
       </w:r>
       <w:r>
         <w:rPr>
@@ -2006,12 +2324,25 @@
           <w:highlight w:val="white"/>
           <w:lang w:val="en-US"/>
         </w:rPr>
-        <w:t>"Сумма кодов букв слова "</w:t>
-      </w:r>
-      <w:r>
-        <w:rPr>
-          <w:rFonts w:ascii="Cascadia Mono" w:hAnsi="Cascadia Mono" w:cs="Cascadia Mono"/>
-          <w:color w:val="000000"/>
+        <w:t>"</w:t>
+      </w:r>
+      <w:proofErr w:type="spellStart"/>
+      <w:r>
+        <w:rPr>
+          <w:rFonts w:ascii="Cascadia Mono" w:hAnsi="Cascadia Mono" w:cs="Cascadia Mono"/>
+          <w:color w:val="A31515"/>
+          <w:sz w:val="24"/>
+          <w:szCs w:val="24"/>
+          <w:highlight w:val="white"/>
+          <w:lang w:val="en-US"/>
+        </w:rPr>
+        <w:t>Сумма</w:t>
+      </w:r>
+      <w:proofErr w:type="spellEnd"/>
+      <w:r>
+        <w:rPr>
+          <w:rFonts w:ascii="Cascadia Mono" w:hAnsi="Cascadia Mono" w:cs="Cascadia Mono"/>
+          <w:color w:val="A31515"/>
           <w:sz w:val="24"/>
           <w:szCs w:val="24"/>
           <w:highlight w:val="white"/>
@@ -2019,6 +2350,89 @@
         </w:rPr>
         <w:t xml:space="preserve"> </w:t>
       </w:r>
+      <w:proofErr w:type="spellStart"/>
+      <w:r>
+        <w:rPr>
+          <w:rFonts w:ascii="Cascadia Mono" w:hAnsi="Cascadia Mono" w:cs="Cascadia Mono"/>
+          <w:color w:val="A31515"/>
+          <w:sz w:val="24"/>
+          <w:szCs w:val="24"/>
+          <w:highlight w:val="white"/>
+          <w:lang w:val="en-US"/>
+        </w:rPr>
+        <w:t>кодов</w:t>
+      </w:r>
+      <w:proofErr w:type="spellEnd"/>
+      <w:r>
+        <w:rPr>
+          <w:rFonts w:ascii="Cascadia Mono" w:hAnsi="Cascadia Mono" w:cs="Cascadia Mono"/>
+          <w:color w:val="A31515"/>
+          <w:sz w:val="24"/>
+          <w:szCs w:val="24"/>
+          <w:highlight w:val="white"/>
+          <w:lang w:val="en-US"/>
+        </w:rPr>
+        <w:t xml:space="preserve"> </w:t>
+      </w:r>
+      <w:proofErr w:type="spellStart"/>
+      <w:r>
+        <w:rPr>
+          <w:rFonts w:ascii="Cascadia Mono" w:hAnsi="Cascadia Mono" w:cs="Cascadia Mono"/>
+          <w:color w:val="A31515"/>
+          <w:sz w:val="24"/>
+          <w:szCs w:val="24"/>
+          <w:highlight w:val="white"/>
+          <w:lang w:val="en-US"/>
+        </w:rPr>
+        <w:t>букв</w:t>
+      </w:r>
+      <w:proofErr w:type="spellEnd"/>
+      <w:r>
+        <w:rPr>
+          <w:rFonts w:ascii="Cascadia Mono" w:hAnsi="Cascadia Mono" w:cs="Cascadia Mono"/>
+          <w:color w:val="A31515"/>
+          <w:sz w:val="24"/>
+          <w:szCs w:val="24"/>
+          <w:highlight w:val="white"/>
+          <w:lang w:val="en-US"/>
+        </w:rPr>
+        <w:t xml:space="preserve"> </w:t>
+      </w:r>
+      <w:proofErr w:type="spellStart"/>
+      <w:r>
+        <w:rPr>
+          <w:rFonts w:ascii="Cascadia Mono" w:hAnsi="Cascadia Mono" w:cs="Cascadia Mono"/>
+          <w:color w:val="A31515"/>
+          <w:sz w:val="24"/>
+          <w:szCs w:val="24"/>
+          <w:highlight w:val="white"/>
+          <w:lang w:val="en-US"/>
+        </w:rPr>
+        <w:t>слова</w:t>
+      </w:r>
+      <w:proofErr w:type="spellEnd"/>
+      <w:r>
+        <w:rPr>
+          <w:rFonts w:ascii="Cascadia Mono" w:hAnsi="Cascadia Mono" w:cs="Cascadia Mono"/>
+          <w:color w:val="A31515"/>
+          <w:sz w:val="24"/>
+          <w:szCs w:val="24"/>
+          <w:highlight w:val="white"/>
+          <w:lang w:val="en-US"/>
+        </w:rPr>
+        <w:t xml:space="preserve"> "</w:t>
+      </w:r>
+      <w:r>
+        <w:rPr>
+          <w:rFonts w:ascii="Cascadia Mono" w:hAnsi="Cascadia Mono" w:cs="Cascadia Mono"/>
+          <w:color w:val="000000"/>
+          <w:sz w:val="24"/>
+          <w:szCs w:val="24"/>
+          <w:highlight w:val="white"/>
+          <w:lang w:val="en-US"/>
+        </w:rPr>
+        <w:t xml:space="preserve"> </w:t>
+      </w:r>
       <w:r>
         <w:rPr>
           <w:rFonts w:ascii="Cascadia Mono" w:hAnsi="Cascadia Mono" w:cs="Cascadia Mono"/>
@@ -2127,7 +2541,31 @@
           <w:highlight w:val="white"/>
           <w:lang w:val="en-US"/>
         </w:rPr>
-        <w:t xml:space="preserve"> endl </w:t>
+        <w:t xml:space="preserve"> </w:t>
+      </w:r>
+      <w:proofErr w:type="spellStart"/>
+      <w:r>
+        <w:rPr>
+          <w:rFonts w:ascii="Cascadia Mono" w:hAnsi="Cascadia Mono" w:cs="Cascadia Mono"/>
+          <w:color w:val="000000"/>
+          <w:sz w:val="24"/>
+          <w:szCs w:val="24"/>
+          <w:highlight w:val="white"/>
+          <w:lang w:val="en-US"/>
+        </w:rPr>
+        <w:t>endl</w:t>
+      </w:r>
+      <w:proofErr w:type="spellEnd"/>
+      <w:r>
+        <w:rPr>
+          <w:rFonts w:ascii="Cascadia Mono" w:hAnsi="Cascadia Mono" w:cs="Cascadia Mono"/>
+          <w:color w:val="000000"/>
+          <w:sz w:val="24"/>
+          <w:szCs w:val="24"/>
+          <w:highlight w:val="white"/>
+          <w:lang w:val="en-US"/>
+        </w:rPr>
+        <w:t xml:space="preserve"> </w:t>
       </w:r>
       <w:r>
         <w:rPr>
@@ -2149,7 +2587,31 @@
           <w:highlight w:val="white"/>
           <w:lang w:val="en-US"/>
         </w:rPr>
-        <w:t xml:space="preserve"> endl;</w:t>
+        <w:t xml:space="preserve"> </w:t>
+      </w:r>
+      <w:proofErr w:type="spellStart"/>
+      <w:r>
+        <w:rPr>
+          <w:rFonts w:ascii="Cascadia Mono" w:hAnsi="Cascadia Mono" w:cs="Cascadia Mono"/>
+          <w:color w:val="000000"/>
+          <w:sz w:val="24"/>
+          <w:szCs w:val="24"/>
+          <w:highlight w:val="white"/>
+          <w:lang w:val="en-US"/>
+        </w:rPr>
+        <w:t>endl</w:t>
+      </w:r>
+      <w:proofErr w:type="spellEnd"/>
+      <w:r>
+        <w:rPr>
+          <w:rFonts w:ascii="Cascadia Mono" w:hAnsi="Cascadia Mono" w:cs="Cascadia Mono"/>
+          <w:color w:val="000000"/>
+          <w:sz w:val="24"/>
+          <w:szCs w:val="24"/>
+          <w:highlight w:val="white"/>
+          <w:lang w:val="en-US"/>
+        </w:rPr>
+        <w:t>;</w:t>
       </w:r>
     </w:p>
     <w:p>
@@ -2241,7 +2703,31 @@
           <w:highlight w:val="white"/>
           <w:lang w:val="en-US"/>
         </w:rPr>
-        <w:t xml:space="preserve">        cout </w:t>
+        <w:t xml:space="preserve">        </w:t>
+      </w:r>
+      <w:proofErr w:type="spellStart"/>
+      <w:r>
+        <w:rPr>
+          <w:rFonts w:ascii="Cascadia Mono" w:hAnsi="Cascadia Mono" w:cs="Cascadia Mono"/>
+          <w:color w:val="000000"/>
+          <w:sz w:val="24"/>
+          <w:szCs w:val="24"/>
+          <w:highlight w:val="white"/>
+          <w:lang w:val="en-US"/>
+        </w:rPr>
+        <w:t>cout</w:t>
+      </w:r>
+      <w:proofErr w:type="spellEnd"/>
+      <w:r>
+        <w:rPr>
+          <w:rFonts w:ascii="Cascadia Mono" w:hAnsi="Cascadia Mono" w:cs="Cascadia Mono"/>
+          <w:color w:val="000000"/>
+          <w:sz w:val="24"/>
+          <w:szCs w:val="24"/>
+          <w:highlight w:val="white"/>
+          <w:lang w:val="en-US"/>
+        </w:rPr>
+        <w:t xml:space="preserve"> </w:t>
       </w:r>
       <w:r>
         <w:rPr>
@@ -2274,7 +2760,31 @@
           <w:highlight w:val="white"/>
           <w:lang w:val="en-US"/>
         </w:rPr>
-        <w:t>"Слово "</w:t>
+        <w:t>"</w:t>
+      </w:r>
+      <w:proofErr w:type="spellStart"/>
+      <w:r>
+        <w:rPr>
+          <w:rFonts w:ascii="Cascadia Mono" w:hAnsi="Cascadia Mono" w:cs="Cascadia Mono"/>
+          <w:color w:val="A31515"/>
+          <w:sz w:val="24"/>
+          <w:szCs w:val="24"/>
+          <w:highlight w:val="white"/>
+          <w:lang w:val="en-US"/>
+        </w:rPr>
+        <w:t>Слово</w:t>
+      </w:r>
+      <w:proofErr w:type="spellEnd"/>
+      <w:r>
+        <w:rPr>
+          <w:rFonts w:ascii="Cascadia Mono" w:hAnsi="Cascadia Mono" w:cs="Cascadia Mono"/>
+          <w:color w:val="A31515"/>
+          <w:sz w:val="24"/>
+          <w:szCs w:val="24"/>
+          <w:highlight w:val="white"/>
+          <w:lang w:val="en-US"/>
+        </w:rPr>
+        <w:t xml:space="preserve"> "</w:t>
       </w:r>
       <w:r>
         <w:rPr>
@@ -2340,7 +2850,31 @@
           <w:highlight w:val="white"/>
           <w:lang w:val="en-US"/>
         </w:rPr>
-        <w:t>" больше."</w:t>
+        <w:t xml:space="preserve">" </w:t>
+      </w:r>
+      <w:proofErr w:type="spellStart"/>
+      <w:r>
+        <w:rPr>
+          <w:rFonts w:ascii="Cascadia Mono" w:hAnsi="Cascadia Mono" w:cs="Cascadia Mono"/>
+          <w:color w:val="A31515"/>
+          <w:sz w:val="24"/>
+          <w:szCs w:val="24"/>
+          <w:highlight w:val="white"/>
+          <w:lang w:val="en-US"/>
+        </w:rPr>
+        <w:t>больше</w:t>
+      </w:r>
+      <w:proofErr w:type="spellEnd"/>
+      <w:r>
+        <w:rPr>
+          <w:rFonts w:ascii="Cascadia Mono" w:hAnsi="Cascadia Mono" w:cs="Cascadia Mono"/>
+          <w:color w:val="A31515"/>
+          <w:sz w:val="24"/>
+          <w:szCs w:val="24"/>
+          <w:highlight w:val="white"/>
+          <w:lang w:val="en-US"/>
+        </w:rPr>
+        <w:t>."</w:t>
       </w:r>
       <w:r>
         <w:rPr>
@@ -2373,7 +2907,31 @@
           <w:highlight w:val="white"/>
           <w:lang w:val="en-US"/>
         </w:rPr>
-        <w:t xml:space="preserve"> endl;</w:t>
+        <w:t xml:space="preserve"> </w:t>
+      </w:r>
+      <w:proofErr w:type="spellStart"/>
+      <w:r>
+        <w:rPr>
+          <w:rFonts w:ascii="Cascadia Mono" w:hAnsi="Cascadia Mono" w:cs="Cascadia Mono"/>
+          <w:color w:val="000000"/>
+          <w:sz w:val="24"/>
+          <w:szCs w:val="24"/>
+          <w:highlight w:val="white"/>
+          <w:lang w:val="en-US"/>
+        </w:rPr>
+        <w:t>endl</w:t>
+      </w:r>
+      <w:proofErr w:type="spellEnd"/>
+      <w:r>
+        <w:rPr>
+          <w:rFonts w:ascii="Cascadia Mono" w:hAnsi="Cascadia Mono" w:cs="Cascadia Mono"/>
+          <w:color w:val="000000"/>
+          <w:sz w:val="24"/>
+          <w:szCs w:val="24"/>
+          <w:highlight w:val="white"/>
+          <w:lang w:val="en-US"/>
+        </w:rPr>
+        <w:t>;</w:t>
       </w:r>
     </w:p>
     <w:p>
@@ -2498,7 +3056,31 @@
           <w:highlight w:val="white"/>
           <w:lang w:val="en-US"/>
         </w:rPr>
-        <w:t xml:space="preserve">        cout </w:t>
+        <w:t xml:space="preserve">        </w:t>
+      </w:r>
+      <w:proofErr w:type="spellStart"/>
+      <w:r>
+        <w:rPr>
+          <w:rFonts w:ascii="Cascadia Mono" w:hAnsi="Cascadia Mono" w:cs="Cascadia Mono"/>
+          <w:color w:val="000000"/>
+          <w:sz w:val="24"/>
+          <w:szCs w:val="24"/>
+          <w:highlight w:val="white"/>
+          <w:lang w:val="en-US"/>
+        </w:rPr>
+        <w:t>cout</w:t>
+      </w:r>
+      <w:proofErr w:type="spellEnd"/>
+      <w:r>
+        <w:rPr>
+          <w:rFonts w:ascii="Cascadia Mono" w:hAnsi="Cascadia Mono" w:cs="Cascadia Mono"/>
+          <w:color w:val="000000"/>
+          <w:sz w:val="24"/>
+          <w:szCs w:val="24"/>
+          <w:highlight w:val="white"/>
+          <w:lang w:val="en-US"/>
+        </w:rPr>
+        <w:t xml:space="preserve"> </w:t>
       </w:r>
       <w:r>
         <w:rPr>
@@ -2531,7 +3113,31 @@
           <w:highlight w:val="white"/>
           <w:lang w:val="en-US"/>
         </w:rPr>
-        <w:t>"Слово "</w:t>
+        <w:t>"</w:t>
+      </w:r>
+      <w:proofErr w:type="spellStart"/>
+      <w:r>
+        <w:rPr>
+          <w:rFonts w:ascii="Cascadia Mono" w:hAnsi="Cascadia Mono" w:cs="Cascadia Mono"/>
+          <w:color w:val="A31515"/>
+          <w:sz w:val="24"/>
+          <w:szCs w:val="24"/>
+          <w:highlight w:val="white"/>
+          <w:lang w:val="en-US"/>
+        </w:rPr>
+        <w:t>Слово</w:t>
+      </w:r>
+      <w:proofErr w:type="spellEnd"/>
+      <w:r>
+        <w:rPr>
+          <w:rFonts w:ascii="Cascadia Mono" w:hAnsi="Cascadia Mono" w:cs="Cascadia Mono"/>
+          <w:color w:val="A31515"/>
+          <w:sz w:val="24"/>
+          <w:szCs w:val="24"/>
+          <w:highlight w:val="white"/>
+          <w:lang w:val="en-US"/>
+        </w:rPr>
+        <w:t xml:space="preserve"> "</w:t>
       </w:r>
       <w:r>
         <w:rPr>
@@ -2597,7 +3203,31 @@
           <w:highlight w:val="white"/>
           <w:lang w:val="en-US"/>
         </w:rPr>
-        <w:t>" больше."</w:t>
+        <w:t xml:space="preserve">" </w:t>
+      </w:r>
+      <w:proofErr w:type="spellStart"/>
+      <w:r>
+        <w:rPr>
+          <w:rFonts w:ascii="Cascadia Mono" w:hAnsi="Cascadia Mono" w:cs="Cascadia Mono"/>
+          <w:color w:val="A31515"/>
+          <w:sz w:val="24"/>
+          <w:szCs w:val="24"/>
+          <w:highlight w:val="white"/>
+          <w:lang w:val="en-US"/>
+        </w:rPr>
+        <w:t>больше</w:t>
+      </w:r>
+      <w:proofErr w:type="spellEnd"/>
+      <w:r>
+        <w:rPr>
+          <w:rFonts w:ascii="Cascadia Mono" w:hAnsi="Cascadia Mono" w:cs="Cascadia Mono"/>
+          <w:color w:val="A31515"/>
+          <w:sz w:val="24"/>
+          <w:szCs w:val="24"/>
+          <w:highlight w:val="white"/>
+          <w:lang w:val="en-US"/>
+        </w:rPr>
+        <w:t>."</w:t>
       </w:r>
       <w:r>
         <w:rPr>
@@ -2630,7 +3260,31 @@
           <w:highlight w:val="white"/>
           <w:lang w:val="en-US"/>
         </w:rPr>
-        <w:t xml:space="preserve"> endl;</w:t>
+        <w:t xml:space="preserve"> </w:t>
+      </w:r>
+      <w:proofErr w:type="spellStart"/>
+      <w:r>
+        <w:rPr>
+          <w:rFonts w:ascii="Cascadia Mono" w:hAnsi="Cascadia Mono" w:cs="Cascadia Mono"/>
+          <w:color w:val="000000"/>
+          <w:sz w:val="24"/>
+          <w:szCs w:val="24"/>
+          <w:highlight w:val="white"/>
+          <w:lang w:val="en-US"/>
+        </w:rPr>
+        <w:t>endl</w:t>
+      </w:r>
+      <w:proofErr w:type="spellEnd"/>
+      <w:r>
+        <w:rPr>
+          <w:rFonts w:ascii="Cascadia Mono" w:hAnsi="Cascadia Mono" w:cs="Cascadia Mono"/>
+          <w:color w:val="000000"/>
+          <w:sz w:val="24"/>
+          <w:szCs w:val="24"/>
+          <w:highlight w:val="white"/>
+          <w:lang w:val="en-US"/>
+        </w:rPr>
+        <w:t>;</w:t>
       </w:r>
     </w:p>
     <w:p>
@@ -2733,7 +3387,31 @@
           <w:highlight w:val="white"/>
           <w:lang w:val="en-US"/>
         </w:rPr>
-        <w:t xml:space="preserve">        cout </w:t>
+        <w:t xml:space="preserve">        </w:t>
+      </w:r>
+      <w:proofErr w:type="spellStart"/>
+      <w:r>
+        <w:rPr>
+          <w:rFonts w:ascii="Cascadia Mono" w:hAnsi="Cascadia Mono" w:cs="Cascadia Mono"/>
+          <w:color w:val="000000"/>
+          <w:sz w:val="24"/>
+          <w:szCs w:val="24"/>
+          <w:highlight w:val="white"/>
+          <w:lang w:val="en-US"/>
+        </w:rPr>
+        <w:t>cout</w:t>
+      </w:r>
+      <w:proofErr w:type="spellEnd"/>
+      <w:r>
+        <w:rPr>
+          <w:rFonts w:ascii="Cascadia Mono" w:hAnsi="Cascadia Mono" w:cs="Cascadia Mono"/>
+          <w:color w:val="000000"/>
+          <w:sz w:val="24"/>
+          <w:szCs w:val="24"/>
+          <w:highlight w:val="white"/>
+          <w:lang w:val="en-US"/>
+        </w:rPr>
+        <w:t xml:space="preserve"> </w:t>
       </w:r>
       <w:r>
         <w:rPr>
@@ -2766,12 +3444,25 @@
           <w:highlight w:val="white"/>
           <w:lang w:val="en-US"/>
         </w:rPr>
-        <w:t>"Слова равны."</w:t>
-      </w:r>
-      <w:r>
-        <w:rPr>
-          <w:rFonts w:ascii="Cascadia Mono" w:hAnsi="Cascadia Mono" w:cs="Cascadia Mono"/>
-          <w:color w:val="000000"/>
+        <w:t>"</w:t>
+      </w:r>
+      <w:proofErr w:type="spellStart"/>
+      <w:r>
+        <w:rPr>
+          <w:rFonts w:ascii="Cascadia Mono" w:hAnsi="Cascadia Mono" w:cs="Cascadia Mono"/>
+          <w:color w:val="A31515"/>
+          <w:sz w:val="24"/>
+          <w:szCs w:val="24"/>
+          <w:highlight w:val="white"/>
+          <w:lang w:val="en-US"/>
+        </w:rPr>
+        <w:t>Слова</w:t>
+      </w:r>
+      <w:proofErr w:type="spellEnd"/>
+      <w:r>
+        <w:rPr>
+          <w:rFonts w:ascii="Cascadia Mono" w:hAnsi="Cascadia Mono" w:cs="Cascadia Mono"/>
+          <w:color w:val="A31515"/>
           <w:sz w:val="24"/>
           <w:szCs w:val="24"/>
           <w:highlight w:val="white"/>
@@ -2779,6 +3470,41 @@
         </w:rPr>
         <w:t xml:space="preserve"> </w:t>
       </w:r>
+      <w:proofErr w:type="spellStart"/>
+      <w:r>
+        <w:rPr>
+          <w:rFonts w:ascii="Cascadia Mono" w:hAnsi="Cascadia Mono" w:cs="Cascadia Mono"/>
+          <w:color w:val="A31515"/>
+          <w:sz w:val="24"/>
+          <w:szCs w:val="24"/>
+          <w:highlight w:val="white"/>
+          <w:lang w:val="en-US"/>
+        </w:rPr>
+        <w:t>равны</w:t>
+      </w:r>
+      <w:proofErr w:type="spellEnd"/>
+      <w:r>
+        <w:rPr>
+          <w:rFonts w:ascii="Cascadia Mono" w:hAnsi="Cascadia Mono" w:cs="Cascadia Mono"/>
+          <w:color w:val="A31515"/>
+          <w:sz w:val="24"/>
+          <w:szCs w:val="24"/>
+          <w:highlight w:val="white"/>
+          <w:lang w:val="en-US"/>
+        </w:rPr>
+        <w:t>."</w:t>
+      </w:r>
+      <w:r>
+        <w:rPr>
+          <w:rFonts w:ascii="Cascadia Mono" w:hAnsi="Cascadia Mono" w:cs="Cascadia Mono"/>
+          <w:color w:val="000000"/>
+          <w:sz w:val="24"/>
+          <w:szCs w:val="24"/>
+          <w:highlight w:val="white"/>
+          <w:lang w:val="en-US"/>
+        </w:rPr>
+        <w:t xml:space="preserve"> </w:t>
+      </w:r>
       <w:r>
         <w:rPr>
           <w:rFonts w:ascii="Cascadia Mono" w:hAnsi="Cascadia Mono" w:cs="Cascadia Mono"/>
@@ -2799,7 +3525,31 @@
           <w:highlight w:val="white"/>
           <w:lang w:val="en-US"/>
         </w:rPr>
-        <w:t xml:space="preserve"> endl;</w:t>
+        <w:t xml:space="preserve"> </w:t>
+      </w:r>
+      <w:proofErr w:type="spellStart"/>
+      <w:r>
+        <w:rPr>
+          <w:rFonts w:ascii="Cascadia Mono" w:hAnsi="Cascadia Mono" w:cs="Cascadia Mono"/>
+          <w:color w:val="000000"/>
+          <w:sz w:val="24"/>
+          <w:szCs w:val="24"/>
+          <w:highlight w:val="white"/>
+          <w:lang w:val="en-US"/>
+        </w:rPr>
+        <w:t>endl</w:t>
+      </w:r>
+      <w:proofErr w:type="spellEnd"/>
+      <w:r>
+        <w:rPr>
+          <w:rFonts w:ascii="Cascadia Mono" w:hAnsi="Cascadia Mono" w:cs="Cascadia Mono"/>
+          <w:color w:val="000000"/>
+          <w:sz w:val="24"/>
+          <w:szCs w:val="24"/>
+          <w:highlight w:val="white"/>
+          <w:lang w:val="en-US"/>
+        </w:rPr>
+        <w:t>;</w:t>
       </w:r>
     </w:p>
     <w:p>
@@ -2955,6 +3705,26 @@
     </w:p>
     <w:p>
       <w:pPr>
+        <w:rPr>
+          <w:rFonts w:ascii="Times New Roman" w:hAnsi="Times New Roman" w:cs="Times New Roman"/>
+          <w:color w:val="000000"/>
+          <w:sz w:val="28"/>
+          <w:szCs w:val="28"/>
+          <w:lang w:val="en-US"/>
+        </w:rPr>
+      </w:pPr>
+      <w:r>
+        <w:rPr>
+          <w:rFonts w:ascii="Times New Roman" w:hAnsi="Times New Roman" w:cs="Times New Roman"/>
+          <w:color w:val="000000"/>
+          <w:sz w:val="28"/>
+          <w:szCs w:val="28"/>
+        </w:rPr>
+        <w:br w:type="page"/>
+      </w:r>
+    </w:p>
+    <w:p>
+      <w:pPr>
         <w:ind w:firstLine="567"/>
         <w:jc w:val="center"/>
         <w:rPr>
@@ -2973,6 +3743,7 @@
           <w:sz w:val="28"/>
           <w:szCs w:val="28"/>
         </w:rPr>
+        <w:lastRenderedPageBreak/>
         <w:t>Задача</w:t>
       </w:r>
       <w:r>
@@ -3028,6 +3799,7 @@
           <w:rFonts w:ascii="Times New Roman" w:hAnsi="Times New Roman" w:cs="Times New Roman"/>
           <w:sz w:val="28"/>
           <w:szCs w:val="28"/>
+          <w:lang w:val="en-US"/>
         </w:rPr>
       </w:pPr>
       <w:r>
@@ -3053,23 +3825,6 @@
           <w:szCs w:val="28"/>
         </w:rPr>
         <w:t>ана последовательность, содержащая от одного до восьми слов, в каждом из которых 1–5 строчных букв, между соседними словами – запятая, за последним словом – точка. Напечатать эту же последовательность, удалив из нее повторные вхождения слов.</w:t>
-      </w:r>
-    </w:p>
-    <w:p>
-      <w:pPr>
-        <w:rPr>
-          <w:rFonts w:ascii="Times New Roman" w:hAnsi="Times New Roman" w:cs="Times New Roman"/>
-          <w:sz w:val="28"/>
-          <w:szCs w:val="28"/>
-        </w:rPr>
-      </w:pPr>
-      <w:r>
-        <w:rPr>
-          <w:rFonts w:ascii="Times New Roman" w:hAnsi="Times New Roman" w:cs="Times New Roman"/>
-          <w:sz w:val="28"/>
-          <w:szCs w:val="28"/>
-        </w:rPr>
-        <w:br w:type="page"/>
       </w:r>
     </w:p>
     <w:p>
@@ -3088,7 +3843,6 @@
           <w:sz w:val="28"/>
           <w:szCs w:val="28"/>
         </w:rPr>
-        <w:lastRenderedPageBreak/>
         <w:t>Схема алгоритма:</w:t>
       </w:r>
     </w:p>
@@ -3175,6 +3929,7 @@
           <w:sz w:val="28"/>
           <w:szCs w:val="28"/>
         </w:rPr>
+        <w:lastRenderedPageBreak/>
         <w:t>Решение</w:t>
       </w:r>
       <w:r>
@@ -3418,7 +4173,6 @@
           <w:highlight w:val="white"/>
           <w:lang w:val="en-US"/>
         </w:rPr>
-        <w:lastRenderedPageBreak/>
         <w:t>bool</w:t>
       </w:r>
       <w:r>
@@ -3430,8 +4184,34 @@
           <w:highlight w:val="white"/>
           <w:lang w:val="en-US"/>
         </w:rPr>
-        <w:t xml:space="preserve"> containsWord(</w:t>
-      </w:r>
+        <w:t xml:space="preserve"> </w:t>
+      </w:r>
+      <w:proofErr w:type="spellStart"/>
+      <w:proofErr w:type="gramStart"/>
+      <w:r>
+        <w:rPr>
+          <w:rFonts w:ascii="Cascadia Mono" w:hAnsi="Cascadia Mono" w:cs="Cascadia Mono"/>
+          <w:color w:val="000000"/>
+          <w:sz w:val="24"/>
+          <w:szCs w:val="24"/>
+          <w:highlight w:val="white"/>
+          <w:lang w:val="en-US"/>
+        </w:rPr>
+        <w:t>containsWord</w:t>
+      </w:r>
+      <w:proofErr w:type="spellEnd"/>
+      <w:r>
+        <w:rPr>
+          <w:rFonts w:ascii="Cascadia Mono" w:hAnsi="Cascadia Mono" w:cs="Cascadia Mono"/>
+          <w:color w:val="000000"/>
+          <w:sz w:val="24"/>
+          <w:szCs w:val="24"/>
+          <w:highlight w:val="white"/>
+          <w:lang w:val="en-US"/>
+        </w:rPr>
+        <w:t>(</w:t>
+      </w:r>
+      <w:proofErr w:type="gramEnd"/>
       <w:r>
         <w:rPr>
           <w:rFonts w:ascii="Cascadia Mono" w:hAnsi="Cascadia Mono" w:cs="Cascadia Mono"/>
@@ -4166,8 +4946,21 @@
           <w:highlight w:val="white"/>
           <w:lang w:val="en-US"/>
         </w:rPr>
-        <w:t xml:space="preserve">    cout</w:t>
-      </w:r>
+        <w:t xml:space="preserve">    </w:t>
+      </w:r>
+      <w:proofErr w:type="spellStart"/>
+      <w:r>
+        <w:rPr>
+          <w:rFonts w:ascii="Cascadia Mono" w:hAnsi="Cascadia Mono" w:cs="Cascadia Mono"/>
+          <w:color w:val="000000"/>
+          <w:sz w:val="24"/>
+          <w:szCs w:val="24"/>
+          <w:highlight w:val="white"/>
+          <w:lang w:val="en-US"/>
+        </w:rPr>
+        <w:t>cout</w:t>
+      </w:r>
+      <w:proofErr w:type="spellEnd"/>
       <w:r>
         <w:rPr>
           <w:rFonts w:ascii="Cascadia Mono" w:hAnsi="Cascadia Mono" w:cs="Cascadia Mono"/>
@@ -4244,60 +5037,32 @@
         </w:rPr>
         <w:t xml:space="preserve">    </w:t>
       </w:r>
-      <w:r>
-        <w:rPr>
-          <w:rFonts w:ascii="Cascadia Mono" w:hAnsi="Cascadia Mono" w:cs="Cascadia Mono"/>
-          <w:color w:val="000000"/>
-          <w:sz w:val="24"/>
-          <w:szCs w:val="24"/>
-          <w:highlight w:val="white"/>
-          <w:lang w:val="en-US"/>
-        </w:rPr>
-        <w:t>cin.ignore();</w:t>
-      </w:r>
-    </w:p>
-    <w:p>
-      <w:pPr>
-        <w:autoSpaceDE w:val="0"/>
-        <w:autoSpaceDN w:val="0"/>
-        <w:adjustRightInd w:val="0"/>
-        <w:spacing w:after="0" w:line="240" w:lineRule="auto"/>
-        <w:rPr>
-          <w:rFonts w:ascii="Cascadia Mono" w:hAnsi="Cascadia Mono" w:cs="Cascadia Mono"/>
-          <w:color w:val="000000"/>
-          <w:sz w:val="24"/>
-          <w:szCs w:val="24"/>
-          <w:highlight w:val="white"/>
-          <w:lang w:val="en-US"/>
-        </w:rPr>
-      </w:pPr>
-      <w:r>
-        <w:rPr>
-          <w:rFonts w:ascii="Cascadia Mono" w:hAnsi="Cascadia Mono" w:cs="Cascadia Mono"/>
-          <w:color w:val="000000"/>
-          <w:sz w:val="24"/>
-          <w:szCs w:val="24"/>
-          <w:highlight w:val="white"/>
-          <w:lang w:val="en-US"/>
-        </w:rPr>
-        <w:t xml:space="preserve">    getline(cin, input);</w:t>
-      </w:r>
-    </w:p>
-    <w:p>
-      <w:pPr>
-        <w:autoSpaceDE w:val="0"/>
-        <w:autoSpaceDN w:val="0"/>
-        <w:adjustRightInd w:val="0"/>
-        <w:spacing w:after="0" w:line="240" w:lineRule="auto"/>
-        <w:rPr>
-          <w:rFonts w:ascii="Cascadia Mono" w:hAnsi="Cascadia Mono" w:cs="Cascadia Mono"/>
-          <w:color w:val="000000"/>
-          <w:sz w:val="24"/>
-          <w:szCs w:val="24"/>
-          <w:highlight w:val="white"/>
-          <w:lang w:val="en-US"/>
-        </w:rPr>
-      </w:pPr>
+      <w:proofErr w:type="spellStart"/>
+      <w:proofErr w:type="gramStart"/>
+      <w:r>
+        <w:rPr>
+          <w:rFonts w:ascii="Cascadia Mono" w:hAnsi="Cascadia Mono" w:cs="Cascadia Mono"/>
+          <w:color w:val="000000"/>
+          <w:sz w:val="24"/>
+          <w:szCs w:val="24"/>
+          <w:highlight w:val="white"/>
+          <w:lang w:val="en-US"/>
+        </w:rPr>
+        <w:t>cin.ignore</w:t>
+      </w:r>
+      <w:proofErr w:type="spellEnd"/>
+      <w:proofErr w:type="gramEnd"/>
+      <w:r>
+        <w:rPr>
+          <w:rFonts w:ascii="Cascadia Mono" w:hAnsi="Cascadia Mono" w:cs="Cascadia Mono"/>
+          <w:color w:val="000000"/>
+          <w:sz w:val="24"/>
+          <w:szCs w:val="24"/>
+          <w:highlight w:val="white"/>
+          <w:lang w:val="en-US"/>
+        </w:rPr>
+        <w:t>();</w:t>
+      </w:r>
     </w:p>
     <w:p>
       <w:pPr>
@@ -4325,6 +5090,99 @@
         </w:rPr>
         <w:t xml:space="preserve">    </w:t>
       </w:r>
+      <w:proofErr w:type="spellStart"/>
+      <w:proofErr w:type="gramStart"/>
+      <w:r>
+        <w:rPr>
+          <w:rFonts w:ascii="Cascadia Mono" w:hAnsi="Cascadia Mono" w:cs="Cascadia Mono"/>
+          <w:color w:val="000000"/>
+          <w:sz w:val="24"/>
+          <w:szCs w:val="24"/>
+          <w:highlight w:val="white"/>
+          <w:lang w:val="en-US"/>
+        </w:rPr>
+        <w:t>getline</w:t>
+      </w:r>
+      <w:proofErr w:type="spellEnd"/>
+      <w:r>
+        <w:rPr>
+          <w:rFonts w:ascii="Cascadia Mono" w:hAnsi="Cascadia Mono" w:cs="Cascadia Mono"/>
+          <w:color w:val="000000"/>
+          <w:sz w:val="24"/>
+          <w:szCs w:val="24"/>
+          <w:highlight w:val="white"/>
+          <w:lang w:val="en-US"/>
+        </w:rPr>
+        <w:t>(</w:t>
+      </w:r>
+      <w:proofErr w:type="spellStart"/>
+      <w:proofErr w:type="gramEnd"/>
+      <w:r>
+        <w:rPr>
+          <w:rFonts w:ascii="Cascadia Mono" w:hAnsi="Cascadia Mono" w:cs="Cascadia Mono"/>
+          <w:color w:val="000000"/>
+          <w:sz w:val="24"/>
+          <w:szCs w:val="24"/>
+          <w:highlight w:val="white"/>
+          <w:lang w:val="en-US"/>
+        </w:rPr>
+        <w:t>cin</w:t>
+      </w:r>
+      <w:proofErr w:type="spellEnd"/>
+      <w:r>
+        <w:rPr>
+          <w:rFonts w:ascii="Cascadia Mono" w:hAnsi="Cascadia Mono" w:cs="Cascadia Mono"/>
+          <w:color w:val="000000"/>
+          <w:sz w:val="24"/>
+          <w:szCs w:val="24"/>
+          <w:highlight w:val="white"/>
+          <w:lang w:val="en-US"/>
+        </w:rPr>
+        <w:t>, input);</w:t>
+      </w:r>
+    </w:p>
+    <w:p>
+      <w:pPr>
+        <w:autoSpaceDE w:val="0"/>
+        <w:autoSpaceDN w:val="0"/>
+        <w:adjustRightInd w:val="0"/>
+        <w:spacing w:after="0" w:line="240" w:lineRule="auto"/>
+        <w:rPr>
+          <w:rFonts w:ascii="Cascadia Mono" w:hAnsi="Cascadia Mono" w:cs="Cascadia Mono"/>
+          <w:color w:val="000000"/>
+          <w:sz w:val="24"/>
+          <w:szCs w:val="24"/>
+          <w:highlight w:val="white"/>
+          <w:lang w:val="en-US"/>
+        </w:rPr>
+      </w:pPr>
+    </w:p>
+    <w:p>
+      <w:pPr>
+        <w:autoSpaceDE w:val="0"/>
+        <w:autoSpaceDN w:val="0"/>
+        <w:adjustRightInd w:val="0"/>
+        <w:spacing w:after="0" w:line="240" w:lineRule="auto"/>
+        <w:rPr>
+          <w:rFonts w:ascii="Cascadia Mono" w:hAnsi="Cascadia Mono" w:cs="Cascadia Mono"/>
+          <w:color w:val="000000"/>
+          <w:sz w:val="24"/>
+          <w:szCs w:val="24"/>
+          <w:highlight w:val="white"/>
+          <w:lang w:val="en-US"/>
+        </w:rPr>
+      </w:pPr>
+      <w:r>
+        <w:rPr>
+          <w:rFonts w:ascii="Cascadia Mono" w:hAnsi="Cascadia Mono" w:cs="Cascadia Mono"/>
+          <w:color w:val="000000"/>
+          <w:sz w:val="24"/>
+          <w:szCs w:val="24"/>
+          <w:highlight w:val="white"/>
+          <w:lang w:val="en-US"/>
+        </w:rPr>
+        <w:t xml:space="preserve">    </w:t>
+      </w:r>
       <w:r>
         <w:rPr>
           <w:rFonts w:ascii="Cascadia Mono" w:hAnsi="Cascadia Mono" w:cs="Cascadia Mono"/>
@@ -4345,7 +5203,44 @@
           <w:highlight w:val="white"/>
           <w:lang w:val="en-US"/>
         </w:rPr>
-        <w:t xml:space="preserve"> uniqueWords[8];</w:t>
+        <w:t xml:space="preserve"> </w:t>
+      </w:r>
+      <w:proofErr w:type="spellStart"/>
+      <w:proofErr w:type="gramStart"/>
+      <w:r>
+        <w:rPr>
+          <w:rFonts w:ascii="Cascadia Mono" w:hAnsi="Cascadia Mono" w:cs="Cascadia Mono"/>
+          <w:color w:val="000000"/>
+          <w:sz w:val="24"/>
+          <w:szCs w:val="24"/>
+          <w:highlight w:val="white"/>
+          <w:lang w:val="en-US"/>
+        </w:rPr>
+        <w:t>uniqueWords</w:t>
+      </w:r>
+      <w:proofErr w:type="spellEnd"/>
+      <w:r>
+        <w:rPr>
+          <w:rFonts w:ascii="Cascadia Mono" w:hAnsi="Cascadia Mono" w:cs="Cascadia Mono"/>
+          <w:color w:val="000000"/>
+          <w:sz w:val="24"/>
+          <w:szCs w:val="24"/>
+          <w:highlight w:val="white"/>
+          <w:lang w:val="en-US"/>
+        </w:rPr>
+        <w:t>[</w:t>
+      </w:r>
+      <w:proofErr w:type="gramEnd"/>
+      <w:r>
+        <w:rPr>
+          <w:rFonts w:ascii="Cascadia Mono" w:hAnsi="Cascadia Mono" w:cs="Cascadia Mono"/>
+          <w:color w:val="000000"/>
+          <w:sz w:val="24"/>
+          <w:szCs w:val="24"/>
+          <w:highlight w:val="white"/>
+          <w:lang w:val="en-US"/>
+        </w:rPr>
+        <w:t>8];</w:t>
       </w:r>
     </w:p>
     <w:p>
@@ -4394,7 +5289,31 @@
           <w:highlight w:val="white"/>
           <w:lang w:val="en-US"/>
         </w:rPr>
-        <w:t xml:space="preserve"> uniqueCount = 0;</w:t>
+        <w:t xml:space="preserve"> </w:t>
+      </w:r>
+      <w:proofErr w:type="spellStart"/>
+      <w:r>
+        <w:rPr>
+          <w:rFonts w:ascii="Cascadia Mono" w:hAnsi="Cascadia Mono" w:cs="Cascadia Mono"/>
+          <w:color w:val="000000"/>
+          <w:sz w:val="24"/>
+          <w:szCs w:val="24"/>
+          <w:highlight w:val="white"/>
+          <w:lang w:val="en-US"/>
+        </w:rPr>
+        <w:t>uniqueCount</w:t>
+      </w:r>
+      <w:proofErr w:type="spellEnd"/>
+      <w:r>
+        <w:rPr>
+          <w:rFonts w:ascii="Cascadia Mono" w:hAnsi="Cascadia Mono" w:cs="Cascadia Mono"/>
+          <w:color w:val="000000"/>
+          <w:sz w:val="24"/>
+          <w:szCs w:val="24"/>
+          <w:highlight w:val="white"/>
+          <w:lang w:val="en-US"/>
+        </w:rPr>
+        <w:t xml:space="preserve"> = 0;</w:t>
       </w:r>
     </w:p>
     <w:p>
@@ -4595,7 +5514,33 @@
           <w:highlight w:val="white"/>
           <w:lang w:val="en-US"/>
         </w:rPr>
-        <w:t xml:space="preserve"> i = 0; i &lt; input.length(); ++i) {</w:t>
+        <w:t xml:space="preserve"> i = 0; i &lt; </w:t>
+      </w:r>
+      <w:proofErr w:type="spellStart"/>
+      <w:proofErr w:type="gramStart"/>
+      <w:r>
+        <w:rPr>
+          <w:rFonts w:ascii="Cascadia Mono" w:hAnsi="Cascadia Mono" w:cs="Cascadia Mono"/>
+          <w:color w:val="000000"/>
+          <w:sz w:val="24"/>
+          <w:szCs w:val="24"/>
+          <w:highlight w:val="white"/>
+          <w:lang w:val="en-US"/>
+        </w:rPr>
+        <w:t>input.length</w:t>
+      </w:r>
+      <w:proofErr w:type="spellEnd"/>
+      <w:proofErr w:type="gramEnd"/>
+      <w:r>
+        <w:rPr>
+          <w:rFonts w:ascii="Cascadia Mono" w:hAnsi="Cascadia Mono" w:cs="Cascadia Mono"/>
+          <w:color w:val="000000"/>
+          <w:sz w:val="24"/>
+          <w:szCs w:val="24"/>
+          <w:highlight w:val="white"/>
+          <w:lang w:val="en-US"/>
+        </w:rPr>
+        <w:t>(); ++i) {</w:t>
       </w:r>
     </w:p>
     <w:p>
@@ -4825,7 +5770,33 @@
           <w:highlight w:val="white"/>
           <w:lang w:val="en-US"/>
         </w:rPr>
-        <w:t xml:space="preserve"> input.substr(start, i - start);</w:t>
+        <w:t xml:space="preserve"> </w:t>
+      </w:r>
+      <w:proofErr w:type="spellStart"/>
+      <w:proofErr w:type="gramStart"/>
+      <w:r>
+        <w:rPr>
+          <w:rFonts w:ascii="Cascadia Mono" w:hAnsi="Cascadia Mono" w:cs="Cascadia Mono"/>
+          <w:color w:val="000000"/>
+          <w:sz w:val="24"/>
+          <w:szCs w:val="24"/>
+          <w:highlight w:val="white"/>
+          <w:lang w:val="en-US"/>
+        </w:rPr>
+        <w:t>input.substr</w:t>
+      </w:r>
+      <w:proofErr w:type="spellEnd"/>
+      <w:proofErr w:type="gramEnd"/>
+      <w:r>
+        <w:rPr>
+          <w:rFonts w:ascii="Cascadia Mono" w:hAnsi="Cascadia Mono" w:cs="Cascadia Mono"/>
+          <w:color w:val="000000"/>
+          <w:sz w:val="24"/>
+          <w:szCs w:val="24"/>
+          <w:highlight w:val="white"/>
+          <w:lang w:val="en-US"/>
+        </w:rPr>
+        <w:t>(start, i - start);</w:t>
       </w:r>
     </w:p>
     <w:p>
@@ -4890,34 +5861,167 @@
           <w:highlight w:val="white"/>
           <w:lang w:val="en-US"/>
         </w:rPr>
-        <w:t xml:space="preserve"> (!containsWord(uniqueWords, uniqueCount, word)) {</w:t>
-      </w:r>
-    </w:p>
-    <w:p>
-      <w:pPr>
-        <w:autoSpaceDE w:val="0"/>
-        <w:autoSpaceDN w:val="0"/>
-        <w:adjustRightInd w:val="0"/>
-        <w:spacing w:after="0" w:line="240" w:lineRule="auto"/>
-        <w:rPr>
-          <w:rFonts w:ascii="Cascadia Mono" w:hAnsi="Cascadia Mono" w:cs="Cascadia Mono"/>
-          <w:color w:val="000000"/>
-          <w:sz w:val="24"/>
-          <w:szCs w:val="24"/>
-          <w:highlight w:val="white"/>
-          <w:lang w:val="en-US"/>
-        </w:rPr>
-      </w:pPr>
-      <w:r>
-        <w:rPr>
-          <w:rFonts w:ascii="Cascadia Mono" w:hAnsi="Cascadia Mono" w:cs="Cascadia Mono"/>
-          <w:color w:val="000000"/>
-          <w:sz w:val="24"/>
-          <w:szCs w:val="24"/>
-          <w:highlight w:val="white"/>
-          <w:lang w:val="en-US"/>
-        </w:rPr>
-        <w:t xml:space="preserve">                uniqueWords[uniqueCount] </w:t>
+        <w:t xml:space="preserve"> </w:t>
+      </w:r>
+      <w:proofErr w:type="gramStart"/>
+      <w:r>
+        <w:rPr>
+          <w:rFonts w:ascii="Cascadia Mono" w:hAnsi="Cascadia Mono" w:cs="Cascadia Mono"/>
+          <w:color w:val="000000"/>
+          <w:sz w:val="24"/>
+          <w:szCs w:val="24"/>
+          <w:highlight w:val="white"/>
+          <w:lang w:val="en-US"/>
+        </w:rPr>
+        <w:t>(!</w:t>
+      </w:r>
+      <w:proofErr w:type="spellStart"/>
+      <w:r>
+        <w:rPr>
+          <w:rFonts w:ascii="Cascadia Mono" w:hAnsi="Cascadia Mono" w:cs="Cascadia Mono"/>
+          <w:color w:val="000000"/>
+          <w:sz w:val="24"/>
+          <w:szCs w:val="24"/>
+          <w:highlight w:val="white"/>
+          <w:lang w:val="en-US"/>
+        </w:rPr>
+        <w:t>containsWord</w:t>
+      </w:r>
+      <w:proofErr w:type="spellEnd"/>
+      <w:proofErr w:type="gramEnd"/>
+      <w:r>
+        <w:rPr>
+          <w:rFonts w:ascii="Cascadia Mono" w:hAnsi="Cascadia Mono" w:cs="Cascadia Mono"/>
+          <w:color w:val="000000"/>
+          <w:sz w:val="24"/>
+          <w:szCs w:val="24"/>
+          <w:highlight w:val="white"/>
+          <w:lang w:val="en-US"/>
+        </w:rPr>
+        <w:t>(</w:t>
+      </w:r>
+      <w:proofErr w:type="spellStart"/>
+      <w:r>
+        <w:rPr>
+          <w:rFonts w:ascii="Cascadia Mono" w:hAnsi="Cascadia Mono" w:cs="Cascadia Mono"/>
+          <w:color w:val="000000"/>
+          <w:sz w:val="24"/>
+          <w:szCs w:val="24"/>
+          <w:highlight w:val="white"/>
+          <w:lang w:val="en-US"/>
+        </w:rPr>
+        <w:t>uniqueWords</w:t>
+      </w:r>
+      <w:proofErr w:type="spellEnd"/>
+      <w:r>
+        <w:rPr>
+          <w:rFonts w:ascii="Cascadia Mono" w:hAnsi="Cascadia Mono" w:cs="Cascadia Mono"/>
+          <w:color w:val="000000"/>
+          <w:sz w:val="24"/>
+          <w:szCs w:val="24"/>
+          <w:highlight w:val="white"/>
+          <w:lang w:val="en-US"/>
+        </w:rPr>
+        <w:t xml:space="preserve">, </w:t>
+      </w:r>
+      <w:proofErr w:type="spellStart"/>
+      <w:r>
+        <w:rPr>
+          <w:rFonts w:ascii="Cascadia Mono" w:hAnsi="Cascadia Mono" w:cs="Cascadia Mono"/>
+          <w:color w:val="000000"/>
+          <w:sz w:val="24"/>
+          <w:szCs w:val="24"/>
+          <w:highlight w:val="white"/>
+          <w:lang w:val="en-US"/>
+        </w:rPr>
+        <w:t>uniqueCount</w:t>
+      </w:r>
+      <w:proofErr w:type="spellEnd"/>
+      <w:r>
+        <w:rPr>
+          <w:rFonts w:ascii="Cascadia Mono" w:hAnsi="Cascadia Mono" w:cs="Cascadia Mono"/>
+          <w:color w:val="000000"/>
+          <w:sz w:val="24"/>
+          <w:szCs w:val="24"/>
+          <w:highlight w:val="white"/>
+          <w:lang w:val="en-US"/>
+        </w:rPr>
+        <w:t>, word)) {</w:t>
+      </w:r>
+    </w:p>
+    <w:p>
+      <w:pPr>
+        <w:autoSpaceDE w:val="0"/>
+        <w:autoSpaceDN w:val="0"/>
+        <w:adjustRightInd w:val="0"/>
+        <w:spacing w:after="0" w:line="240" w:lineRule="auto"/>
+        <w:rPr>
+          <w:rFonts w:ascii="Cascadia Mono" w:hAnsi="Cascadia Mono" w:cs="Cascadia Mono"/>
+          <w:color w:val="000000"/>
+          <w:sz w:val="24"/>
+          <w:szCs w:val="24"/>
+          <w:highlight w:val="white"/>
+          <w:lang w:val="en-US"/>
+        </w:rPr>
+      </w:pPr>
+      <w:r>
+        <w:rPr>
+          <w:rFonts w:ascii="Cascadia Mono" w:hAnsi="Cascadia Mono" w:cs="Cascadia Mono"/>
+          <w:color w:val="000000"/>
+          <w:sz w:val="24"/>
+          <w:szCs w:val="24"/>
+          <w:highlight w:val="white"/>
+          <w:lang w:val="en-US"/>
+        </w:rPr>
+        <w:t xml:space="preserve">                </w:t>
+      </w:r>
+      <w:proofErr w:type="spellStart"/>
+      <w:r>
+        <w:rPr>
+          <w:rFonts w:ascii="Cascadia Mono" w:hAnsi="Cascadia Mono" w:cs="Cascadia Mono"/>
+          <w:color w:val="000000"/>
+          <w:sz w:val="24"/>
+          <w:szCs w:val="24"/>
+          <w:highlight w:val="white"/>
+          <w:lang w:val="en-US"/>
+        </w:rPr>
+        <w:t>uniqueWords</w:t>
+      </w:r>
+      <w:proofErr w:type="spellEnd"/>
+      <w:r>
+        <w:rPr>
+          <w:rFonts w:ascii="Cascadia Mono" w:hAnsi="Cascadia Mono" w:cs="Cascadia Mono"/>
+          <w:color w:val="000000"/>
+          <w:sz w:val="24"/>
+          <w:szCs w:val="24"/>
+          <w:highlight w:val="white"/>
+          <w:lang w:val="en-US"/>
+        </w:rPr>
+        <w:t>[</w:t>
+      </w:r>
+      <w:proofErr w:type="spellStart"/>
+      <w:r>
+        <w:rPr>
+          <w:rFonts w:ascii="Cascadia Mono" w:hAnsi="Cascadia Mono" w:cs="Cascadia Mono"/>
+          <w:color w:val="000000"/>
+          <w:sz w:val="24"/>
+          <w:szCs w:val="24"/>
+          <w:highlight w:val="white"/>
+          <w:lang w:val="en-US"/>
+        </w:rPr>
+        <w:t>uniqueCount</w:t>
+      </w:r>
+      <w:proofErr w:type="spellEnd"/>
+      <w:r>
+        <w:rPr>
+          <w:rFonts w:ascii="Cascadia Mono" w:hAnsi="Cascadia Mono" w:cs="Cascadia Mono"/>
+          <w:color w:val="000000"/>
+          <w:sz w:val="24"/>
+          <w:szCs w:val="24"/>
+          <w:highlight w:val="white"/>
+          <w:lang w:val="en-US"/>
+        </w:rPr>
+        <w:t xml:space="preserve">] </w:t>
       </w:r>
       <w:r>
         <w:rPr>
@@ -4966,7 +6070,31 @@
           <w:highlight w:val="white"/>
           <w:lang w:val="en-US"/>
         </w:rPr>
-        <w:t xml:space="preserve">                uniqueCount++;</w:t>
+        <w:t xml:space="preserve">                </w:t>
+      </w:r>
+      <w:proofErr w:type="spellStart"/>
+      <w:r>
+        <w:rPr>
+          <w:rFonts w:ascii="Cascadia Mono" w:hAnsi="Cascadia Mono" w:cs="Cascadia Mono"/>
+          <w:color w:val="000000"/>
+          <w:sz w:val="24"/>
+          <w:szCs w:val="24"/>
+          <w:highlight w:val="white"/>
+          <w:lang w:val="en-US"/>
+        </w:rPr>
+        <w:t>uniqueCount</w:t>
+      </w:r>
+      <w:proofErr w:type="spellEnd"/>
+      <w:r>
+        <w:rPr>
+          <w:rFonts w:ascii="Cascadia Mono" w:hAnsi="Cascadia Mono" w:cs="Cascadia Mono"/>
+          <w:color w:val="000000"/>
+          <w:sz w:val="24"/>
+          <w:szCs w:val="24"/>
+          <w:highlight w:val="white"/>
+          <w:lang w:val="en-US"/>
+        </w:rPr>
+        <w:t>++;</w:t>
       </w:r>
     </w:p>
     <w:p>
@@ -5133,7 +6261,31 @@
           <w:highlight w:val="white"/>
           <w:lang w:val="en-US"/>
         </w:rPr>
-        <w:t xml:space="preserve">    cout </w:t>
+        <w:t xml:space="preserve">    </w:t>
+      </w:r>
+      <w:proofErr w:type="spellStart"/>
+      <w:r>
+        <w:rPr>
+          <w:rFonts w:ascii="Cascadia Mono" w:hAnsi="Cascadia Mono" w:cs="Cascadia Mono"/>
+          <w:color w:val="000000"/>
+          <w:sz w:val="24"/>
+          <w:szCs w:val="24"/>
+          <w:highlight w:val="white"/>
+          <w:lang w:val="en-US"/>
+        </w:rPr>
+        <w:t>cout</w:t>
+      </w:r>
+      <w:proofErr w:type="spellEnd"/>
+      <w:r>
+        <w:rPr>
+          <w:rFonts w:ascii="Cascadia Mono" w:hAnsi="Cascadia Mono" w:cs="Cascadia Mono"/>
+          <w:color w:val="000000"/>
+          <w:sz w:val="24"/>
+          <w:szCs w:val="24"/>
+          <w:highlight w:val="white"/>
+          <w:lang w:val="en-US"/>
+        </w:rPr>
+        <w:t xml:space="preserve"> </w:t>
       </w:r>
       <w:r>
         <w:rPr>
@@ -5166,7 +6318,31 @@
           <w:highlight w:val="white"/>
           <w:lang w:val="en-US"/>
         </w:rPr>
-        <w:t>"Результат: "</w:t>
+        <w:t>"</w:t>
+      </w:r>
+      <w:proofErr w:type="spellStart"/>
+      <w:r>
+        <w:rPr>
+          <w:rFonts w:ascii="Cascadia Mono" w:hAnsi="Cascadia Mono" w:cs="Cascadia Mono"/>
+          <w:color w:val="A31515"/>
+          <w:sz w:val="24"/>
+          <w:szCs w:val="24"/>
+          <w:highlight w:val="white"/>
+          <w:lang w:val="en-US"/>
+        </w:rPr>
+        <w:t>Результат</w:t>
+      </w:r>
+      <w:proofErr w:type="spellEnd"/>
+      <w:r>
+        <w:rPr>
+          <w:rFonts w:ascii="Cascadia Mono" w:hAnsi="Cascadia Mono" w:cs="Cascadia Mono"/>
+          <w:color w:val="A31515"/>
+          <w:sz w:val="24"/>
+          <w:szCs w:val="24"/>
+          <w:highlight w:val="white"/>
+          <w:lang w:val="en-US"/>
+        </w:rPr>
+        <w:t>: "</w:t>
       </w:r>
       <w:r>
         <w:rPr>
@@ -5248,34 +6424,82 @@
           <w:highlight w:val="white"/>
           <w:lang w:val="en-US"/>
         </w:rPr>
-        <w:t xml:space="preserve"> i = 0; i &lt; uniqueCount; ++i) {</w:t>
-      </w:r>
-    </w:p>
-    <w:p>
-      <w:pPr>
-        <w:autoSpaceDE w:val="0"/>
-        <w:autoSpaceDN w:val="0"/>
-        <w:adjustRightInd w:val="0"/>
-        <w:spacing w:after="0" w:line="240" w:lineRule="auto"/>
-        <w:rPr>
-          <w:rFonts w:ascii="Cascadia Mono" w:hAnsi="Cascadia Mono" w:cs="Cascadia Mono"/>
-          <w:color w:val="000000"/>
-          <w:sz w:val="24"/>
-          <w:szCs w:val="24"/>
-          <w:highlight w:val="white"/>
-          <w:lang w:val="en-US"/>
-        </w:rPr>
-      </w:pPr>
-      <w:r>
-        <w:rPr>
-          <w:rFonts w:ascii="Cascadia Mono" w:hAnsi="Cascadia Mono" w:cs="Cascadia Mono"/>
-          <w:color w:val="000000"/>
-          <w:sz w:val="24"/>
-          <w:szCs w:val="24"/>
-          <w:highlight w:val="white"/>
-          <w:lang w:val="en-US"/>
-        </w:rPr>
-        <w:t xml:space="preserve">        cout </w:t>
+        <w:t xml:space="preserve"> i = 0; i &lt; </w:t>
+      </w:r>
+      <w:proofErr w:type="spellStart"/>
+      <w:r>
+        <w:rPr>
+          <w:rFonts w:ascii="Cascadia Mono" w:hAnsi="Cascadia Mono" w:cs="Cascadia Mono"/>
+          <w:color w:val="000000"/>
+          <w:sz w:val="24"/>
+          <w:szCs w:val="24"/>
+          <w:highlight w:val="white"/>
+          <w:lang w:val="en-US"/>
+        </w:rPr>
+        <w:t>uniqueCount</w:t>
+      </w:r>
+      <w:proofErr w:type="spellEnd"/>
+      <w:r>
+        <w:rPr>
+          <w:rFonts w:ascii="Cascadia Mono" w:hAnsi="Cascadia Mono" w:cs="Cascadia Mono"/>
+          <w:color w:val="000000"/>
+          <w:sz w:val="24"/>
+          <w:szCs w:val="24"/>
+          <w:highlight w:val="white"/>
+          <w:lang w:val="en-US"/>
+        </w:rPr>
+        <w:t>; ++i) {</w:t>
+      </w:r>
+    </w:p>
+    <w:p>
+      <w:pPr>
+        <w:autoSpaceDE w:val="0"/>
+        <w:autoSpaceDN w:val="0"/>
+        <w:adjustRightInd w:val="0"/>
+        <w:spacing w:after="0" w:line="240" w:lineRule="auto"/>
+        <w:rPr>
+          <w:rFonts w:ascii="Cascadia Mono" w:hAnsi="Cascadia Mono" w:cs="Cascadia Mono"/>
+          <w:color w:val="000000"/>
+          <w:sz w:val="24"/>
+          <w:szCs w:val="24"/>
+          <w:highlight w:val="white"/>
+          <w:lang w:val="en-US"/>
+        </w:rPr>
+      </w:pPr>
+      <w:r>
+        <w:rPr>
+          <w:rFonts w:ascii="Cascadia Mono" w:hAnsi="Cascadia Mono" w:cs="Cascadia Mono"/>
+          <w:color w:val="000000"/>
+          <w:sz w:val="24"/>
+          <w:szCs w:val="24"/>
+          <w:highlight w:val="white"/>
+          <w:lang w:val="en-US"/>
+        </w:rPr>
+        <w:t xml:space="preserve">        </w:t>
+      </w:r>
+      <w:proofErr w:type="spellStart"/>
+      <w:r>
+        <w:rPr>
+          <w:rFonts w:ascii="Cascadia Mono" w:hAnsi="Cascadia Mono" w:cs="Cascadia Mono"/>
+          <w:color w:val="000000"/>
+          <w:sz w:val="24"/>
+          <w:szCs w:val="24"/>
+          <w:highlight w:val="white"/>
+          <w:lang w:val="en-US"/>
+        </w:rPr>
+        <w:t>cout</w:t>
+      </w:r>
+      <w:proofErr w:type="spellEnd"/>
+      <w:r>
+        <w:rPr>
+          <w:rFonts w:ascii="Cascadia Mono" w:hAnsi="Cascadia Mono" w:cs="Cascadia Mono"/>
+          <w:color w:val="000000"/>
+          <w:sz w:val="24"/>
+          <w:szCs w:val="24"/>
+          <w:highlight w:val="white"/>
+          <w:lang w:val="en-US"/>
+        </w:rPr>
+        <w:t xml:space="preserve"> </w:t>
       </w:r>
       <w:r>
         <w:rPr>
@@ -5297,7 +6521,31 @@
           <w:highlight w:val="white"/>
           <w:lang w:val="en-US"/>
         </w:rPr>
-        <w:t xml:space="preserve"> uniqueWords[i];</w:t>
+        <w:t xml:space="preserve"> </w:t>
+      </w:r>
+      <w:proofErr w:type="spellStart"/>
+      <w:r>
+        <w:rPr>
+          <w:rFonts w:ascii="Cascadia Mono" w:hAnsi="Cascadia Mono" w:cs="Cascadia Mono"/>
+          <w:color w:val="000000"/>
+          <w:sz w:val="24"/>
+          <w:szCs w:val="24"/>
+          <w:highlight w:val="white"/>
+          <w:lang w:val="en-US"/>
+        </w:rPr>
+        <w:t>uniqueWords</w:t>
+      </w:r>
+      <w:proofErr w:type="spellEnd"/>
+      <w:r>
+        <w:rPr>
+          <w:rFonts w:ascii="Cascadia Mono" w:hAnsi="Cascadia Mono" w:cs="Cascadia Mono"/>
+          <w:color w:val="000000"/>
+          <w:sz w:val="24"/>
+          <w:szCs w:val="24"/>
+          <w:highlight w:val="white"/>
+          <w:lang w:val="en-US"/>
+        </w:rPr>
+        <w:t>[i];</w:t>
       </w:r>
     </w:p>
     <w:p>
@@ -5346,34 +6594,71 @@
           <w:highlight w:val="white"/>
           <w:lang w:val="en-US"/>
         </w:rPr>
-        <w:t xml:space="preserve"> (i &lt; uniqueCount - 1) {</w:t>
-      </w:r>
-    </w:p>
-    <w:p>
-      <w:pPr>
-        <w:autoSpaceDE w:val="0"/>
-        <w:autoSpaceDN w:val="0"/>
-        <w:adjustRightInd w:val="0"/>
-        <w:spacing w:after="0" w:line="240" w:lineRule="auto"/>
-        <w:rPr>
-          <w:rFonts w:ascii="Cascadia Mono" w:hAnsi="Cascadia Mono" w:cs="Cascadia Mono"/>
-          <w:color w:val="000000"/>
-          <w:sz w:val="24"/>
-          <w:szCs w:val="24"/>
-          <w:highlight w:val="white"/>
-        </w:rPr>
-      </w:pPr>
-      <w:r>
-        <w:rPr>
-          <w:rFonts w:ascii="Cascadia Mono" w:hAnsi="Cascadia Mono" w:cs="Cascadia Mono"/>
-          <w:color w:val="000000"/>
-          <w:sz w:val="24"/>
-          <w:szCs w:val="24"/>
-          <w:highlight w:val="white"/>
-          <w:lang w:val="en-US"/>
-        </w:rPr>
-        <w:t xml:space="preserve">            cout</w:t>
-      </w:r>
+        <w:t xml:space="preserve"> (i &lt; </w:t>
+      </w:r>
+      <w:proofErr w:type="spellStart"/>
+      <w:r>
+        <w:rPr>
+          <w:rFonts w:ascii="Cascadia Mono" w:hAnsi="Cascadia Mono" w:cs="Cascadia Mono"/>
+          <w:color w:val="000000"/>
+          <w:sz w:val="24"/>
+          <w:szCs w:val="24"/>
+          <w:highlight w:val="white"/>
+          <w:lang w:val="en-US"/>
+        </w:rPr>
+        <w:t>uniqueCount</w:t>
+      </w:r>
+      <w:proofErr w:type="spellEnd"/>
+      <w:r>
+        <w:rPr>
+          <w:rFonts w:ascii="Cascadia Mono" w:hAnsi="Cascadia Mono" w:cs="Cascadia Mono"/>
+          <w:color w:val="000000"/>
+          <w:sz w:val="24"/>
+          <w:szCs w:val="24"/>
+          <w:highlight w:val="white"/>
+          <w:lang w:val="en-US"/>
+        </w:rPr>
+        <w:t xml:space="preserve"> - 1) {</w:t>
+      </w:r>
+    </w:p>
+    <w:p>
+      <w:pPr>
+        <w:autoSpaceDE w:val="0"/>
+        <w:autoSpaceDN w:val="0"/>
+        <w:adjustRightInd w:val="0"/>
+        <w:spacing w:after="0" w:line="240" w:lineRule="auto"/>
+        <w:rPr>
+          <w:rFonts w:ascii="Cascadia Mono" w:hAnsi="Cascadia Mono" w:cs="Cascadia Mono"/>
+          <w:color w:val="000000"/>
+          <w:sz w:val="24"/>
+          <w:szCs w:val="24"/>
+          <w:highlight w:val="white"/>
+        </w:rPr>
+      </w:pPr>
+      <w:r>
+        <w:rPr>
+          <w:rFonts w:ascii="Cascadia Mono" w:hAnsi="Cascadia Mono" w:cs="Cascadia Mono"/>
+          <w:color w:val="000000"/>
+          <w:sz w:val="24"/>
+          <w:szCs w:val="24"/>
+          <w:highlight w:val="white"/>
+          <w:lang w:val="en-US"/>
+        </w:rPr>
+        <w:t xml:space="preserve">            </w:t>
+      </w:r>
+      <w:proofErr w:type="spellStart"/>
+      <w:r>
+        <w:rPr>
+          <w:rFonts w:ascii="Cascadia Mono" w:hAnsi="Cascadia Mono" w:cs="Cascadia Mono"/>
+          <w:color w:val="000000"/>
+          <w:sz w:val="24"/>
+          <w:szCs w:val="24"/>
+          <w:highlight w:val="white"/>
+          <w:lang w:val="en-US"/>
+        </w:rPr>
+        <w:t>cout</w:t>
+      </w:r>
+      <w:proofErr w:type="spellEnd"/>
       <w:r>
         <w:rPr>
           <w:rFonts w:ascii="Cascadia Mono" w:hAnsi="Cascadia Mono" w:cs="Cascadia Mono"/>
@@ -5499,6 +6784,7 @@
         </w:rPr>
         <w:t xml:space="preserve">    </w:t>
       </w:r>
+      <w:proofErr w:type="spellStart"/>
       <w:r>
         <w:rPr>
           <w:rFonts w:ascii="Cascadia Mono" w:hAnsi="Cascadia Mono" w:cs="Cascadia Mono"/>
@@ -5510,6 +6796,7 @@
         </w:rPr>
         <w:t>cout</w:t>
       </w:r>
+      <w:proofErr w:type="spellEnd"/>
       <w:r>
         <w:rPr>
           <w:rFonts w:ascii="Cascadia Mono" w:hAnsi="Cascadia Mono" w:cs="Cascadia Mono"/>
@@ -5580,6 +6867,7 @@
         </w:rPr>
         <w:t xml:space="preserve"> </w:t>
       </w:r>
+      <w:proofErr w:type="spellStart"/>
       <w:r>
         <w:rPr>
           <w:rFonts w:ascii="Cascadia Mono" w:hAnsi="Cascadia Mono" w:cs="Cascadia Mono"/>
@@ -5591,6 +6879,7 @@
         </w:rPr>
         <w:t>endl</w:t>
       </w:r>
+      <w:proofErr w:type="spellEnd"/>
       <w:r>
         <w:rPr>
           <w:rFonts w:ascii="Cascadia Mono" w:hAnsi="Cascadia Mono" w:cs="Cascadia Mono"/>
@@ -5641,6 +6930,7 @@
         <w:rPr>
           <w:noProof/>
         </w:rPr>
+        <w:lastRenderedPageBreak/>
         <w:drawing>
           <wp:anchor distT="0" distB="0" distL="114300" distR="114300" simplePos="0" relativeHeight="251657216" behindDoc="0" locked="0" layoutInCell="1" allowOverlap="1" wp14:anchorId="64703CA0" wp14:editId="6D21A3A4">
             <wp:simplePos x="0" y="0"/>
@@ -5727,7 +7017,7 @@
 </file>
 
 <file path=word/numbering.xml><?xml version="1.0" encoding="utf-8"?>
-<w:numbering xmlns:wpc="http://schemas.microsoft.com/office/word/2010/wordprocessingCanvas" xmlns:cx="http://schemas.microsoft.com/office/drawing/2014/chartex" xmlns:cx1="http://schemas.microsoft.com/office/drawing/2015/9/8/chartex" xmlns:cx2="http://schemas.microsoft.com/office/drawing/2015/10/21/chartex" xmlns:cx3="http://schemas.microsoft.com/office/drawing/2016/5/9/chartex" xmlns:cx4="http://schemas.microsoft.com/office/drawing/2016/5/10/chartex" xmlns:cx5="http://schemas.microsoft.com/office/drawing/2016/5/11/chartex" xmlns:cx6="http://schemas.microsoft.com/office/drawing/2016/5/12/chartex" xmlns:cx7="http://schemas.microsoft.com/office/drawing/2016/5/13/chartex" xmlns:cx8="http://schemas.microsoft.com/office/drawing/2016/5/14/chartex" xmlns:mc="http://schemas.openxmlformats.org/markup-compatibility/2006" xmlns:aink="http://schemas.microsoft.com/office/drawing/2016/ink" xmlns:am3d="http://schemas.microsoft.com/office/drawing/2017/model3d" xmlns:o="urn:schemas-microsoft-com:office:office" xmlns:r="http://schemas.openxmlformats.org/officeDocument/2006/relationships" xmlns:m="http://schemas.openxmlformats.org/officeDocument/2006/math" xmlns:v="urn:schemas-microsoft-com:vml" xmlns:wp14="http://schemas.microsoft.com/office/word/2010/wordprocessingDrawing" xmlns:wp="http://schemas.openxmlformats.org/drawingml/2006/wordprocessingDrawing" xmlns:w10="urn:schemas-microsoft-com:office:word" xmlns:w="http://schemas.openxmlformats.org/wordprocessingml/2006/main" xmlns:w14="http://schemas.microsoft.com/office/word/2010/wordml" xmlns:w15="http://schemas.microsoft.com/office/word/2012/wordml" xmlns:w16cex="http://schemas.microsoft.com/office/word/2018/wordml/cex" xmlns:w16cid="http://schemas.microsoft.com/office/word/2016/wordml/cid" xmlns:w16="http://schemas.microsoft.com/office/word/2018/wordml" xmlns:w16sdtdh="http://schemas.microsoft.com/office/word/2020/wordml/sdtdatahash" xmlns:w16se="http://schemas.microsoft.com/office/word/2015/wordml/symex" xmlns:wpg="http://schemas.microsoft.com/office/word/2010/wordprocessingGroup" xmlns:wpi="http://schemas.microsoft.com/office/word/2010/wordprocessingInk" xmlns:wne="http://schemas.microsoft.com/office/word/2006/wordml" xmlns:wps="http://schemas.microsoft.com/office/word/2010/wordprocessingShape" mc:Ignorable="w14 w15 w16se w16cid w16 w16cex w16sdtdh wp14">
+<w:numbering xmlns:wpc="http://schemas.microsoft.com/office/word/2010/wordprocessingCanvas" xmlns:cx="http://schemas.microsoft.com/office/drawing/2014/chartex" xmlns:cx1="http://schemas.microsoft.com/office/drawing/2015/9/8/chartex" xmlns:cx2="http://schemas.microsoft.com/office/drawing/2015/10/21/chartex" xmlns:cx3="http://schemas.microsoft.com/office/drawing/2016/5/9/chartex" xmlns:cx4="http://schemas.microsoft.com/office/drawing/2016/5/10/chartex" xmlns:cx5="http://schemas.microsoft.com/office/drawing/2016/5/11/chartex" xmlns:cx6="http://schemas.microsoft.com/office/drawing/2016/5/12/chartex" xmlns:cx7="http://schemas.microsoft.com/office/drawing/2016/5/13/chartex" xmlns:cx8="http://schemas.microsoft.com/office/drawing/2016/5/14/chartex" xmlns:mc="http://schemas.openxmlformats.org/markup-compatibility/2006" xmlns:aink="http://schemas.microsoft.com/office/drawing/2016/ink" xmlns:am3d="http://schemas.microsoft.com/office/drawing/2017/model3d" xmlns:o="urn:schemas-microsoft-com:office:office" xmlns:oel="http://schemas.microsoft.com/office/2019/extlst" xmlns:r="http://schemas.openxmlformats.org/officeDocument/2006/relationships" xmlns:m="http://schemas.openxmlformats.org/officeDocument/2006/math" xmlns:v="urn:schemas-microsoft-com:vml" xmlns:wp14="http://schemas.microsoft.com/office/word/2010/wordprocessingDrawing" xmlns:wp="http://schemas.openxmlformats.org/drawingml/2006/wordprocessingDrawing" xmlns:w10="urn:schemas-microsoft-com:office:word" xmlns:w="http://schemas.openxmlformats.org/wordprocessingml/2006/main" xmlns:w14="http://schemas.microsoft.com/office/word/2010/wordml" xmlns:w15="http://schemas.microsoft.com/office/word/2012/wordml" xmlns:w16cex="http://schemas.microsoft.com/office/word/2018/wordml/cex" xmlns:w16cid="http://schemas.microsoft.com/office/word/2016/wordml/cid" xmlns:w16="http://schemas.microsoft.com/office/word/2018/wordml" xmlns:w16sdtdh="http://schemas.microsoft.com/office/word/2020/wordml/sdtdatahash" xmlns:w16se="http://schemas.microsoft.com/office/word/2015/wordml/symex" xmlns:wpg="http://schemas.microsoft.com/office/word/2010/wordprocessingGroup" xmlns:wpi="http://schemas.microsoft.com/office/word/2010/wordprocessingInk" xmlns:wne="http://schemas.microsoft.com/office/word/2006/wordml" xmlns:wps="http://schemas.microsoft.com/office/word/2010/wordprocessingShape" mc:Ignorable="w14 w15 w16se w16cid w16 w16cex w16sdtdh wp14">
   <w:abstractNum w:abstractNumId="0" w15:restartNumberingAfterBreak="0">
     <w:nsid w:val="29A02481"/>
     <w:multiLevelType w:val="hybridMultilevel"/>
@@ -5844,7 +7134,7 @@
       </w:pPr>
     </w:lvl>
   </w:abstractNum>
-  <w:num w:numId="1">
+  <w:num w:numId="1" w16cid:durableId="1570773656">
     <w:abstractNumId w:val="0"/>
   </w:num>
 </w:numbering>
